--- a/docs/Relatorio_TP2.docx
+++ b/docs/Relatorio_TP2.docx
@@ -57,6 +57,7 @@
         <w:spacing w:before="160" w:after="80"/>
         <w:jc w:val="center"/>
       </w:pPr>
+      <w:proofErr w:type="gramStart"/>
       <w:r>
         <w:rPr>
           <w:b/>
@@ -65,7 +66,18 @@
           <w:sz w:val="32"/>
           <w:szCs w:val="32"/>
         </w:rPr>
-        <w:t>Trabalho Pratico n. 2</w:t>
+        <w:t>Trabalho Pratico</w:t>
+      </w:r>
+      <w:proofErr w:type="gramEnd"/>
+      <w:r>
+        <w:rPr>
+          <w:b/>
+          <w:bCs/>
+          <w:color w:val="1F3864"/>
+          <w:sz w:val="32"/>
+          <w:szCs w:val="32"/>
+        </w:rPr>
+        <w:t xml:space="preserve"> n. 2</w:t>
       </w:r>
     </w:p>
     <w:p>
@@ -584,26 +596,6 @@
         </w:r>
       </w:hyperlink>
       <w:r>
-        <w:t xml:space="preserve">, </w:t>
-      </w:r>
-      <w:proofErr w:type="spellStart"/>
-      <w:r>
-        <w:t>branch</w:t>
-      </w:r>
-      <w:proofErr w:type="spellEnd"/>
-      <w:r>
-        <w:t xml:space="preserve"> </w:t>
-      </w:r>
-      <w:r>
-        <w:rPr>
-          <w:rFonts w:ascii="Courier New" w:eastAsia="Courier New" w:hAnsi="Courier New" w:cs="Courier New"/>
-          <w:color w:val="B44040"/>
-          <w:sz w:val="18"/>
-          <w:szCs w:val="18"/>
-        </w:rPr>
-        <w:t>pedro-trb2</w:t>
-      </w:r>
-      <w:r>
         <w:t>.</w:t>
       </w:r>
     </w:p>
@@ -705,6 +697,7 @@
         <w:t xml:space="preserve"> denominado </w:t>
       </w:r>
       <w:proofErr w:type="spellStart"/>
+      <w:proofErr w:type="gramStart"/>
       <w:r>
         <w:rPr>
           <w:rFonts w:ascii="Courier New" w:eastAsia="Courier New" w:hAnsi="Courier New" w:cs="Courier New"/>
@@ -715,6 +708,7 @@
         <w:t>sensors.exchange</w:t>
       </w:r>
       <w:proofErr w:type="spellEnd"/>
+      <w:proofErr w:type="gramEnd"/>
       <w:r>
         <w:t xml:space="preserve">. A </w:t>
       </w:r>
@@ -749,7 +743,47 @@
           <w:sz w:val="18"/>
           <w:szCs w:val="18"/>
         </w:rPr>
-        <w:t>&lt;ZONA&gt;.&lt;TIPO&gt;.&lt;SENSOR_ID&gt;</w:t>
+        <w:t>&lt;ZONA</w:t>
+      </w:r>
+      <w:proofErr w:type="gramStart"/>
+      <w:r>
+        <w:rPr>
+          <w:rFonts w:ascii="Courier New" w:eastAsia="Courier New" w:hAnsi="Courier New" w:cs="Courier New"/>
+          <w:color w:val="B44040"/>
+          <w:sz w:val="18"/>
+          <w:szCs w:val="18"/>
+        </w:rPr>
+        <w:t>&gt;.&lt;</w:t>
+      </w:r>
+      <w:proofErr w:type="gramEnd"/>
+      <w:r>
+        <w:rPr>
+          <w:rFonts w:ascii="Courier New" w:eastAsia="Courier New" w:hAnsi="Courier New" w:cs="Courier New"/>
+          <w:color w:val="B44040"/>
+          <w:sz w:val="18"/>
+          <w:szCs w:val="18"/>
+        </w:rPr>
+        <w:t>TIPO</w:t>
+      </w:r>
+      <w:proofErr w:type="gramStart"/>
+      <w:r>
+        <w:rPr>
+          <w:rFonts w:ascii="Courier New" w:eastAsia="Courier New" w:hAnsi="Courier New" w:cs="Courier New"/>
+          <w:color w:val="B44040"/>
+          <w:sz w:val="18"/>
+          <w:szCs w:val="18"/>
+        </w:rPr>
+        <w:t>&gt;.&lt;</w:t>
+      </w:r>
+      <w:proofErr w:type="gramEnd"/>
+      <w:r>
+        <w:rPr>
+          <w:rFonts w:ascii="Courier New" w:eastAsia="Courier New" w:hAnsi="Courier New" w:cs="Courier New"/>
+          <w:color w:val="B44040"/>
+          <w:sz w:val="18"/>
+          <w:szCs w:val="18"/>
+        </w:rPr>
+        <w:t>SENSOR_ID&gt;</w:t>
       </w:r>
       <w:r>
         <w:t xml:space="preserve"> (ex.: </w:t>
@@ -761,12 +795,33 @@
           <w:sz w:val="18"/>
           <w:szCs w:val="18"/>
         </w:rPr>
-        <w:t>ZONA_CENTRO.TEMP.ZC01</w:t>
+        <w:t>ZONA_</w:t>
+      </w:r>
+      <w:proofErr w:type="gramStart"/>
+      <w:r>
+        <w:rPr>
+          <w:rFonts w:ascii="Courier New" w:eastAsia="Courier New" w:hAnsi="Courier New" w:cs="Courier New"/>
+          <w:color w:val="B44040"/>
+          <w:sz w:val="18"/>
+          <w:szCs w:val="18"/>
+        </w:rPr>
+        <w:t>CENTRO.TEMP.ZC</w:t>
+      </w:r>
+      <w:proofErr w:type="gramEnd"/>
+      <w:r>
+        <w:rPr>
+          <w:rFonts w:ascii="Courier New" w:eastAsia="Courier New" w:hAnsi="Courier New" w:cs="Courier New"/>
+          <w:color w:val="B44040"/>
+          <w:sz w:val="18"/>
+          <w:szCs w:val="18"/>
+        </w:rPr>
+        <w:t>01</w:t>
       </w:r>
       <w:r>
         <w:t xml:space="preserve">). Cada Gateway subscreve a fila </w:t>
       </w:r>
       <w:proofErr w:type="spellStart"/>
+      <w:proofErr w:type="gramStart"/>
       <w:r>
         <w:rPr>
           <w:rFonts w:ascii="Courier New" w:eastAsia="Courier New" w:hAnsi="Courier New" w:cs="Courier New"/>
@@ -784,7 +839,17 @@
           <w:sz w:val="18"/>
           <w:szCs w:val="18"/>
         </w:rPr>
-        <w:t>.&lt;ID&gt;</w:t>
+        <w:t>.&lt;</w:t>
+      </w:r>
+      <w:proofErr w:type="gramEnd"/>
+      <w:r>
+        <w:rPr>
+          <w:rFonts w:ascii="Courier New" w:eastAsia="Courier New" w:hAnsi="Courier New" w:cs="Courier New"/>
+          <w:color w:val="B44040"/>
+          <w:sz w:val="18"/>
+          <w:szCs w:val="18"/>
+        </w:rPr>
+        <w:t>ID&gt;</w:t>
       </w:r>
       <w:r>
         <w:t xml:space="preserve"> e vincula-a aos </w:t>
@@ -804,8 +869,19 @@
           <w:sz w:val="18"/>
           <w:szCs w:val="18"/>
         </w:rPr>
-        <w:t>ZONA_CENTRO.#</w:t>
-      </w:r>
+        <w:t>ZONA_</w:t>
+      </w:r>
+      <w:proofErr w:type="gramStart"/>
+      <w:r>
+        <w:rPr>
+          <w:rFonts w:ascii="Courier New" w:eastAsia="Courier New" w:hAnsi="Courier New" w:cs="Courier New"/>
+          <w:color w:val="B44040"/>
+          <w:sz w:val="18"/>
+          <w:szCs w:val="18"/>
+        </w:rPr>
+        <w:t>CENTRO.#</w:t>
+      </w:r>
+      <w:proofErr w:type="gramEnd"/>
       <w:r>
         <w:t xml:space="preserve">), permitindo filtragem declarativa e desacoplamento total entre publicadores e subscritores. As mensagens </w:t>
       </w:r>
@@ -874,12 +950,6 @@
         <w:gridCol w:w="6238"/>
       </w:tblGrid>
       <w:tr>
-        <w:tblPrEx>
-          <w:tblCellMar>
-            <w:top w:w="0" w:type="dxa"/>
-            <w:bottom w:w="0" w:type="dxa"/>
-          </w:tblCellMar>
-        </w:tblPrEx>
         <w:tc>
           <w:tcPr>
             <w:tcW w:w="2000" w:type="dxa"/>
@@ -986,12 +1056,6 @@
         </w:tc>
       </w:tr>
       <w:tr>
-        <w:tblPrEx>
-          <w:tblCellMar>
-            <w:top w:w="0" w:type="dxa"/>
-            <w:bottom w:w="0" w:type="dxa"/>
-          </w:tblCellMar>
-        </w:tblPrEx>
         <w:tc>
           <w:tcPr>
             <w:tcW w:w="2000" w:type="dxa"/>
@@ -1113,12 +1177,6 @@
         </w:tc>
       </w:tr>
       <w:tr>
-        <w:tblPrEx>
-          <w:tblCellMar>
-            <w:top w:w="0" w:type="dxa"/>
-            <w:bottom w:w="0" w:type="dxa"/>
-          </w:tblCellMar>
-        </w:tblPrEx>
         <w:tc>
           <w:tcPr>
             <w:tcW w:w="2000" w:type="dxa"/>
@@ -1238,12 +1296,6 @@
         </w:tc>
       </w:tr>
       <w:tr>
-        <w:tblPrEx>
-          <w:tblCellMar>
-            <w:top w:w="0" w:type="dxa"/>
-            <w:bottom w:w="0" w:type="dxa"/>
-          </w:tblCellMar>
-        </w:tblPrEx>
         <w:tc>
           <w:tcPr>
             <w:tcW w:w="2000" w:type="dxa"/>
@@ -1333,12 +1385,6 @@
         </w:tc>
       </w:tr>
       <w:tr>
-        <w:tblPrEx>
-          <w:tblCellMar>
-            <w:top w:w="0" w:type="dxa"/>
-            <w:bottom w:w="0" w:type="dxa"/>
-          </w:tblCellMar>
-        </w:tblPrEx>
         <w:tc>
           <w:tcPr>
             <w:tcW w:w="2000" w:type="dxa"/>
@@ -1444,12 +1490,6 @@
         </w:tc>
       </w:tr>
       <w:tr>
-        <w:tblPrEx>
-          <w:tblCellMar>
-            <w:top w:w="0" w:type="dxa"/>
-            <w:bottom w:w="0" w:type="dxa"/>
-          </w:tblCellMar>
-        </w:tblPrEx>
         <w:tc>
           <w:tcPr>
             <w:tcW w:w="2000" w:type="dxa"/>
@@ -1555,12 +1595,6 @@
         </w:tc>
       </w:tr>
       <w:tr>
-        <w:tblPrEx>
-          <w:tblCellMar>
-            <w:top w:w="0" w:type="dxa"/>
-            <w:bottom w:w="0" w:type="dxa"/>
-          </w:tblCellMar>
-        </w:tblPrEx>
         <w:tc>
           <w:tcPr>
             <w:tcW w:w="2000" w:type="dxa"/>
@@ -1666,12 +1700,6 @@
         </w:tc>
       </w:tr>
       <w:tr>
-        <w:tblPrEx>
-          <w:tblCellMar>
-            <w:top w:w="0" w:type="dxa"/>
-            <w:bottom w:w="0" w:type="dxa"/>
-          </w:tblCellMar>
-        </w:tblPrEx>
         <w:tc>
           <w:tcPr>
             <w:tcW w:w="2000" w:type="dxa"/>
@@ -1786,12 +1814,6 @@
         </w:tc>
       </w:tr>
       <w:tr>
-        <w:tblPrEx>
-          <w:tblCellMar>
-            <w:top w:w="0" w:type="dxa"/>
-            <w:bottom w:w="0" w:type="dxa"/>
-          </w:tblCellMar>
-        </w:tblPrEx>
         <w:tc>
           <w:tcPr>
             <w:tcW w:w="2000" w:type="dxa"/>
@@ -1947,8 +1969,13 @@
         <w:spacing w:before="60" w:after="60"/>
         <w:jc w:val="both"/>
       </w:pPr>
-      <w:r>
-        <w:t xml:space="preserve">Apos receber uma mensagem do </w:t>
+      <w:proofErr w:type="gramStart"/>
+      <w:r>
+        <w:t>Apos</w:t>
+      </w:r>
+      <w:proofErr w:type="gramEnd"/>
+      <w:r>
+        <w:t xml:space="preserve"> receber uma mensagem do </w:t>
       </w:r>
       <w:proofErr w:type="spellStart"/>
       <w:r>
@@ -1991,6 +2018,7 @@
         <w:t xml:space="preserve"> (porta 50051, proto: </w:t>
       </w:r>
       <w:proofErr w:type="spellStart"/>
+      <w:proofErr w:type="gramStart"/>
       <w:r>
         <w:rPr>
           <w:rFonts w:ascii="Courier New" w:eastAsia="Courier New" w:hAnsi="Courier New" w:cs="Courier New"/>
@@ -2001,6 +2029,7 @@
         <w:t>preprocessing.proto</w:t>
       </w:r>
       <w:proofErr w:type="spellEnd"/>
+      <w:proofErr w:type="gramEnd"/>
       <w:r>
         <w:t xml:space="preserve">). O </w:t>
       </w:r>
@@ -2322,6 +2351,7 @@
         <w:t xml:space="preserve"> (porta 50052, proto: </w:t>
       </w:r>
       <w:proofErr w:type="spellStart"/>
+      <w:proofErr w:type="gramStart"/>
       <w:r>
         <w:rPr>
           <w:rFonts w:ascii="Courier New" w:eastAsia="Courier New" w:hAnsi="Courier New" w:cs="Courier New"/>
@@ -2332,6 +2362,7 @@
         <w:t>analysis.proto</w:t>
       </w:r>
       <w:proofErr w:type="spellEnd"/>
+      <w:proofErr w:type="gramEnd"/>
       <w:r>
         <w:t xml:space="preserve">) </w:t>
       </w:r>
@@ -2658,9 +2689,13 @@
         </w:numPr>
         <w:spacing w:before="40" w:after="40"/>
       </w:pPr>
-      <w:r>
-        <w:lastRenderedPageBreak/>
-        <w:t xml:space="preserve">Ultima media movel de janela 5 </w:t>
+      <w:proofErr w:type="gramStart"/>
+      <w:r>
+        <w:t>Ultima</w:t>
+      </w:r>
+      <w:proofErr w:type="gramEnd"/>
+      <w:r>
+        <w:t xml:space="preserve"> media movel de janela 5 </w:t>
       </w:r>
       <w:proofErr w:type="spellStart"/>
       <w:r>
@@ -2671,10 +2706,12 @@
         <w:t xml:space="preserve"> (</w:t>
       </w:r>
       <w:proofErr w:type="spellStart"/>
+      <w:proofErr w:type="gramStart"/>
       <w:r>
         <w:t>pandas.rolling</w:t>
       </w:r>
       <w:proofErr w:type="spellEnd"/>
+      <w:proofErr w:type="gramEnd"/>
       <w:r>
         <w:t>).</w:t>
       </w:r>
@@ -2690,11 +2727,20 @@
       </w:pPr>
       <w:proofErr w:type="spellStart"/>
       <w:r>
+        <w:lastRenderedPageBreak/>
         <w:t>Nivel</w:t>
       </w:r>
       <w:proofErr w:type="spellEnd"/>
       <w:r>
-        <w:t xml:space="preserve"> de alerta (NORMAL / WARNING / CRITICAL) baseado no ultimo valor e no tipo de dado.</w:t>
+        <w:t xml:space="preserve"> de alerta (NORMAL / WARNING / CRITICAL) baseado no </w:t>
+      </w:r>
+      <w:proofErr w:type="gramStart"/>
+      <w:r>
+        <w:t>ultimo</w:t>
+      </w:r>
+      <w:proofErr w:type="gramEnd"/>
+      <w:r>
+        <w:t xml:space="preserve"> valor e no tipo de dado.</w:t>
       </w:r>
     </w:p>
     <w:p>
@@ -2839,7 +2885,15 @@
       </w:r>
       <w:proofErr w:type="spellEnd"/>
       <w:r>
-        <w:t xml:space="preserve"> do ultimo EWMA.</w:t>
+        <w:t xml:space="preserve"> do </w:t>
+      </w:r>
+      <w:proofErr w:type="gramStart"/>
+      <w:r>
+        <w:t>ultimo</w:t>
+      </w:r>
+      <w:proofErr w:type="gramEnd"/>
+      <w:r>
+        <w:t xml:space="preserve"> EWMA.</w:t>
       </w:r>
     </w:p>
     <w:p>
@@ -2917,10 +2971,12 @@
         <w:t xml:space="preserve"> -- </w:t>
       </w:r>
       <w:proofErr w:type="spellStart"/>
+      <w:proofErr w:type="gramStart"/>
       <w:r>
         <w:t>gateway.exchange</w:t>
       </w:r>
       <w:proofErr w:type="spellEnd"/>
+      <w:proofErr w:type="gramEnd"/>
       <w:r>
         <w:t>)</w:t>
       </w:r>
@@ -2950,6 +3006,7 @@
         <w:t xml:space="preserve"> </w:t>
       </w:r>
       <w:proofErr w:type="spellStart"/>
+      <w:proofErr w:type="gramStart"/>
       <w:r>
         <w:rPr>
           <w:rFonts w:ascii="Courier New" w:eastAsia="Courier New" w:hAnsi="Courier New" w:cs="Courier New"/>
@@ -2960,6 +3017,7 @@
         <w:t>gateway.exchange</w:t>
       </w:r>
       <w:proofErr w:type="spellEnd"/>
+      <w:proofErr w:type="gramEnd"/>
       <w:r>
         <w:t xml:space="preserve"> (</w:t>
       </w:r>
@@ -3036,6 +3094,7 @@
         <w:t xml:space="preserve">. O Servidor consome via fila </w:t>
       </w:r>
       <w:proofErr w:type="spellStart"/>
+      <w:proofErr w:type="gramStart"/>
       <w:r>
         <w:rPr>
           <w:rFonts w:ascii="Courier New" w:eastAsia="Courier New" w:hAnsi="Courier New" w:cs="Courier New"/>
@@ -3043,7 +3102,17 @@
           <w:sz w:val="18"/>
           <w:szCs w:val="18"/>
         </w:rPr>
-        <w:t>server.gateway.ingest</w:t>
+        <w:t>server.gateway</w:t>
+      </w:r>
+      <w:proofErr w:type="gramEnd"/>
+      <w:r>
+        <w:rPr>
+          <w:rFonts w:ascii="Courier New" w:eastAsia="Courier New" w:hAnsi="Courier New" w:cs="Courier New"/>
+          <w:color w:val="B44040"/>
+          <w:sz w:val="18"/>
+          <w:szCs w:val="18"/>
+        </w:rPr>
+        <w:t>.ingest</w:t>
       </w:r>
       <w:proofErr w:type="spellEnd"/>
       <w:r>
@@ -3181,12 +3250,6 @@
         <w:gridCol w:w="5038"/>
       </w:tblGrid>
       <w:tr>
-        <w:tblPrEx>
-          <w:tblCellMar>
-            <w:top w:w="0" w:type="dxa"/>
-            <w:bottom w:w="0" w:type="dxa"/>
-          </w:tblCellMar>
-        </w:tblPrEx>
         <w:tc>
           <w:tcPr>
             <w:tcW w:w="2600" w:type="dxa"/>
@@ -3303,12 +3366,6 @@
         </w:tc>
       </w:tr>
       <w:tr>
-        <w:tblPrEx>
-          <w:tblCellMar>
-            <w:top w:w="0" w:type="dxa"/>
-            <w:bottom w:w="0" w:type="dxa"/>
-          </w:tblCellMar>
-        </w:tblPrEx>
         <w:tc>
           <w:tcPr>
             <w:tcW w:w="2600" w:type="dxa"/>
@@ -3412,12 +3469,6 @@
         </w:tc>
       </w:tr>
       <w:tr>
-        <w:tblPrEx>
-          <w:tblCellMar>
-            <w:top w:w="0" w:type="dxa"/>
-            <w:bottom w:w="0" w:type="dxa"/>
-          </w:tblCellMar>
-        </w:tblPrEx>
         <w:tc>
           <w:tcPr>
             <w:tcW w:w="2600" w:type="dxa"/>
@@ -3571,12 +3622,6 @@
         </w:tc>
       </w:tr>
       <w:tr>
-        <w:tblPrEx>
-          <w:tblCellMar>
-            <w:top w:w="0" w:type="dxa"/>
-            <w:bottom w:w="0" w:type="dxa"/>
-          </w:tblCellMar>
-        </w:tblPrEx>
         <w:tc>
           <w:tcPr>
             <w:tcW w:w="2600" w:type="dxa"/>
@@ -3687,12 +3732,6 @@
         </w:tc>
       </w:tr>
       <w:tr>
-        <w:tblPrEx>
-          <w:tblCellMar>
-            <w:top w:w="0" w:type="dxa"/>
-            <w:bottom w:w="0" w:type="dxa"/>
-          </w:tblCellMar>
-        </w:tblPrEx>
         <w:tc>
           <w:tcPr>
             <w:tcW w:w="2600" w:type="dxa"/>
@@ -3819,12 +3858,6 @@
         </w:tc>
       </w:tr>
       <w:tr>
-        <w:tblPrEx>
-          <w:tblCellMar>
-            <w:top w:w="0" w:type="dxa"/>
-            <w:bottom w:w="0" w:type="dxa"/>
-          </w:tblCellMar>
-        </w:tblPrEx>
         <w:tc>
           <w:tcPr>
             <w:tcW w:w="2600" w:type="dxa"/>
@@ -3946,12 +3979,6 @@
         </w:tc>
       </w:tr>
       <w:tr>
-        <w:tblPrEx>
-          <w:tblCellMar>
-            <w:top w:w="0" w:type="dxa"/>
-            <w:bottom w:w="0" w:type="dxa"/>
-          </w:tblCellMar>
-        </w:tblPrEx>
         <w:tc>
           <w:tcPr>
             <w:tcW w:w="2600" w:type="dxa"/>
@@ -4082,12 +4109,6 @@
         </w:tc>
       </w:tr>
       <w:tr>
-        <w:tblPrEx>
-          <w:tblCellMar>
-            <w:top w:w="0" w:type="dxa"/>
-            <w:bottom w:w="0" w:type="dxa"/>
-          </w:tblCellMar>
-        </w:tblPrEx>
         <w:tc>
           <w:tcPr>
             <w:tcW w:w="2600" w:type="dxa"/>
@@ -4209,12 +4230,6 @@
         </w:tc>
       </w:tr>
       <w:tr>
-        <w:tblPrEx>
-          <w:tblCellMar>
-            <w:top w:w="0" w:type="dxa"/>
-            <w:bottom w:w="0" w:type="dxa"/>
-          </w:tblCellMar>
-        </w:tblPrEx>
         <w:tc>
           <w:tcPr>
             <w:tcW w:w="2600" w:type="dxa"/>
@@ -4343,12 +4358,6 @@
         </w:tc>
       </w:tr>
       <w:tr>
-        <w:tblPrEx>
-          <w:tblCellMar>
-            <w:top w:w="0" w:type="dxa"/>
-            <w:bottom w:w="0" w:type="dxa"/>
-          </w:tblCellMar>
-        </w:tblPrEx>
         <w:tc>
           <w:tcPr>
             <w:tcW w:w="2600" w:type="dxa"/>
@@ -4493,12 +4502,6 @@
         </w:tc>
       </w:tr>
       <w:tr>
-        <w:tblPrEx>
-          <w:tblCellMar>
-            <w:top w:w="0" w:type="dxa"/>
-            <w:bottom w:w="0" w:type="dxa"/>
-          </w:tblCellMar>
-        </w:tblPrEx>
         <w:tc>
           <w:tcPr>
             <w:tcW w:w="2600" w:type="dxa"/>
@@ -4705,6 +4708,7 @@
         <w:t xml:space="preserve">Os sensores publicam leituras a cada 5 s no </w:t>
       </w:r>
       <w:proofErr w:type="spellStart"/>
+      <w:proofErr w:type="gramStart"/>
       <w:r>
         <w:rPr>
           <w:rFonts w:ascii="Courier New" w:eastAsia="Courier New" w:hAnsi="Courier New" w:cs="Courier New"/>
@@ -4715,6 +4719,7 @@
         <w:t>sensors.exchange</w:t>
       </w:r>
       <w:proofErr w:type="spellEnd"/>
+      <w:proofErr w:type="gramEnd"/>
       <w:r>
         <w:t xml:space="preserve">. O </w:t>
       </w:r>
@@ -4928,7 +4933,15 @@
       </w:r>
       <w:proofErr w:type="spellEnd"/>
       <w:r>
-        <w:t xml:space="preserve"> e 1 sensor C# cada, perfazendo 21 instancias de sensores.</w:t>
+        <w:t xml:space="preserve"> e 1 sensor C# cada, perfazendo 21 </w:t>
+      </w:r>
+      <w:proofErr w:type="gramStart"/>
+      <w:r>
+        <w:t>instancias</w:t>
+      </w:r>
+      <w:proofErr w:type="gramEnd"/>
+      <w:r>
+        <w:t xml:space="preserve"> de sensores.</w:t>
       </w:r>
     </w:p>
     <w:p>
@@ -5122,6 +5135,7 @@
         <w:t xml:space="preserve"> de 15 s, media por zona/tipo). O Gateway publica no </w:t>
       </w:r>
       <w:proofErr w:type="spellStart"/>
+      <w:proofErr w:type="gramStart"/>
       <w:r>
         <w:rPr>
           <w:rFonts w:ascii="Courier New" w:eastAsia="Courier New" w:hAnsi="Courier New" w:cs="Courier New"/>
@@ -5132,6 +5146,7 @@
         <w:t>gateway.exchange</w:t>
       </w:r>
       <w:proofErr w:type="spellEnd"/>
+      <w:proofErr w:type="gramEnd"/>
       <w:r>
         <w:t xml:space="preserve"> via </w:t>
       </w:r>
@@ -5546,7 +5561,15 @@
       </w:r>
       <w:proofErr w:type="spellEnd"/>
       <w:r>
-        <w:t xml:space="preserve"> e para a HTTP API do Servidor. Disponibiliza seis paginas:</w:t>
+        <w:t xml:space="preserve"> e para a HTTP API do Servidor. Disponibiliza seis </w:t>
+      </w:r>
+      <w:proofErr w:type="gramStart"/>
+      <w:r>
+        <w:t>paginas</w:t>
+      </w:r>
+      <w:proofErr w:type="gramEnd"/>
+      <w:r>
+        <w:t>:</w:t>
       </w:r>
     </w:p>
     <w:p>
@@ -5588,7 +5611,15 @@
       </w:r>
       <w:proofErr w:type="spellEnd"/>
       <w:r>
-        <w:t xml:space="preserve"> de alerta), mapa da cidade com estado por zona (NORMAL/WARNING/CRITICAL), ultimas leituras e </w:t>
+        <w:t xml:space="preserve"> de alerta), mapa da cidade com estado por zona (NORMAL/WARNING/CRITICAL), </w:t>
+      </w:r>
+      <w:proofErr w:type="gramStart"/>
+      <w:r>
+        <w:t>ultimas</w:t>
+      </w:r>
+      <w:proofErr w:type="gramEnd"/>
+      <w:r>
+        <w:t xml:space="preserve"> leituras e </w:t>
       </w:r>
       <w:proofErr w:type="spellStart"/>
       <w:r>
@@ -5638,7 +5669,15 @@
         <w:spacing w:before="40" w:after="40"/>
       </w:pPr>
       <w:r>
-        <w:t xml:space="preserve">Sensores: lista com estado, zona, ultimas leituras e </w:t>
+        <w:t xml:space="preserve">Sensores: lista com estado, zona, </w:t>
+      </w:r>
+      <w:proofErr w:type="gramStart"/>
+      <w:r>
+        <w:t>ultimas</w:t>
+      </w:r>
+      <w:proofErr w:type="gramEnd"/>
+      <w:r>
+        <w:t xml:space="preserve"> leituras e </w:t>
       </w:r>
       <w:proofErr w:type="spellStart"/>
       <w:r>
@@ -5676,7 +5715,15 @@
       </w:r>
       <w:proofErr w:type="spellEnd"/>
       <w:r>
-        <w:t xml:space="preserve"> novas analises (tipo, zona, sensor, intervalo) e </w:t>
+        <w:t xml:space="preserve"> novas </w:t>
+      </w:r>
+      <w:proofErr w:type="gramStart"/>
+      <w:r>
+        <w:t>analises</w:t>
+      </w:r>
+      <w:proofErr w:type="gramEnd"/>
+      <w:r>
+        <w:t xml:space="preserve"> (tipo, zona, sensor, intervalo) e </w:t>
       </w:r>
       <w:proofErr w:type="spellStart"/>
       <w:r>
@@ -5734,7 +5781,15 @@
       </w:r>
       <w:proofErr w:type="spellEnd"/>
       <w:r>
-        <w:t xml:space="preserve"> (linear ou EWMA), numero de </w:t>
+        <w:t xml:space="preserve"> (linear ou EWMA), </w:t>
+      </w:r>
+      <w:proofErr w:type="gramStart"/>
+      <w:r>
+        <w:t>numero</w:t>
+      </w:r>
+      <w:proofErr w:type="gramEnd"/>
+      <w:r>
+        <w:t xml:space="preserve"> de </w:t>
       </w:r>
       <w:proofErr w:type="spellStart"/>
       <w:r>
@@ -6459,13 +6514,23 @@
       <w:pPr>
         <w:spacing w:before="60" w:after="20"/>
       </w:pPr>
-      <w:r>
-        <w:rPr>
-          <w:rFonts w:ascii="Courier New" w:eastAsia="Courier New" w:hAnsi="Courier New" w:cs="Courier New"/>
-          <w:sz w:val="18"/>
-          <w:szCs w:val="18"/>
-        </w:rPr>
-        <w:t xml:space="preserve">[ Sensor C# / </w:t>
+      <w:proofErr w:type="gramStart"/>
+      <w:r>
+        <w:rPr>
+          <w:rFonts w:ascii="Courier New" w:eastAsia="Courier New" w:hAnsi="Courier New" w:cs="Courier New"/>
+          <w:sz w:val="18"/>
+          <w:szCs w:val="18"/>
+        </w:rPr>
+        <w:t>[ Sensor</w:t>
+      </w:r>
+      <w:proofErr w:type="gramEnd"/>
+      <w:r>
+        <w:rPr>
+          <w:rFonts w:ascii="Courier New" w:eastAsia="Courier New" w:hAnsi="Courier New" w:cs="Courier New"/>
+          <w:sz w:val="18"/>
+          <w:szCs w:val="18"/>
+        </w:rPr>
+        <w:t xml:space="preserve"> C# / </w:t>
       </w:r>
       <w:proofErr w:type="spellStart"/>
       <w:r>
@@ -6483,7 +6548,25 @@
           <w:sz w:val="18"/>
           <w:szCs w:val="18"/>
         </w:rPr>
-        <w:t xml:space="preserve"> (Node.js) ]  --</w:t>
+        <w:t xml:space="preserve"> (Node.js</w:t>
+      </w:r>
+      <w:proofErr w:type="gramStart"/>
+      <w:r>
+        <w:rPr>
+          <w:rFonts w:ascii="Courier New" w:eastAsia="Courier New" w:hAnsi="Courier New" w:cs="Courier New"/>
+          <w:sz w:val="18"/>
+          <w:szCs w:val="18"/>
+        </w:rPr>
+        <w:t>) ]</w:t>
+      </w:r>
+      <w:proofErr w:type="gramEnd"/>
+      <w:r>
+        <w:rPr>
+          <w:rFonts w:ascii="Courier New" w:eastAsia="Courier New" w:hAnsi="Courier New" w:cs="Courier New"/>
+          <w:sz w:val="18"/>
+          <w:szCs w:val="18"/>
+        </w:rPr>
+        <w:t xml:space="preserve">  --</w:t>
       </w:r>
       <w:proofErr w:type="spellStart"/>
       <w:r>
@@ -6501,7 +6584,16 @@
           <w:sz w:val="18"/>
           <w:szCs w:val="18"/>
         </w:rPr>
-        <w:t xml:space="preserve">--&gt; [ </w:t>
+        <w:t xml:space="preserve">--&gt; </w:t>
+      </w:r>
+      <w:proofErr w:type="gramStart"/>
+      <w:r>
+        <w:rPr>
+          <w:rFonts w:ascii="Courier New" w:eastAsia="Courier New" w:hAnsi="Courier New" w:cs="Courier New"/>
+          <w:sz w:val="18"/>
+          <w:szCs w:val="18"/>
+        </w:rPr>
+        <w:t xml:space="preserve">[ </w:t>
       </w:r>
       <w:proofErr w:type="spellStart"/>
       <w:r>
@@ -6513,6 +6605,7 @@
         <w:t>Environment</w:t>
       </w:r>
       <w:proofErr w:type="spellEnd"/>
+      <w:proofErr w:type="gramEnd"/>
       <w:r>
         <w:rPr>
           <w:rFonts w:ascii="Courier New" w:eastAsia="Courier New" w:hAnsi="Courier New" w:cs="Courier New"/>
@@ -6549,6 +6642,7 @@
         <w:t>FastAPI</w:t>
       </w:r>
       <w:proofErr w:type="spellEnd"/>
+      <w:proofErr w:type="gramStart"/>
       <w:r>
         <w:rPr>
           <w:rFonts w:ascii="Courier New" w:eastAsia="Courier New" w:hAnsi="Courier New" w:cs="Courier New"/>
@@ -6557,6 +6651,7 @@
         </w:rPr>
         <w:t>) ]</w:t>
       </w:r>
+      <w:proofErr w:type="gramEnd"/>
     </w:p>
     <w:p>
       <w:r>
@@ -6568,6 +6663,7 @@
         <w:t xml:space="preserve">    | publica JSON em </w:t>
       </w:r>
       <w:proofErr w:type="spellStart"/>
+      <w:proofErr w:type="gramStart"/>
       <w:r>
         <w:rPr>
           <w:rFonts w:ascii="Courier New" w:eastAsia="Courier New" w:hAnsi="Courier New" w:cs="Courier New"/>
@@ -6577,6 +6673,7 @@
         <w:t>sensors.exchange</w:t>
       </w:r>
       <w:proofErr w:type="spellEnd"/>
+      <w:proofErr w:type="gramEnd"/>
     </w:p>
     <w:p>
       <w:r>
@@ -6621,7 +6718,25 @@
           <w:sz w:val="18"/>
           <w:szCs w:val="18"/>
         </w:rPr>
-        <w:t>: ZONA.TIPO.SENSOR_ID</w:t>
+        <w:t xml:space="preserve">: </w:t>
+      </w:r>
+      <w:proofErr w:type="gramStart"/>
+      <w:r>
+        <w:rPr>
+          <w:rFonts w:ascii="Courier New" w:eastAsia="Courier New" w:hAnsi="Courier New" w:cs="Courier New"/>
+          <w:sz w:val="18"/>
+          <w:szCs w:val="18"/>
+        </w:rPr>
+        <w:t>ZONA.TIPO.SENSOR</w:t>
+      </w:r>
+      <w:proofErr w:type="gramEnd"/>
+      <w:r>
+        <w:rPr>
+          <w:rFonts w:ascii="Courier New" w:eastAsia="Courier New" w:hAnsi="Courier New" w:cs="Courier New"/>
+          <w:sz w:val="18"/>
+          <w:szCs w:val="18"/>
+        </w:rPr>
+        <w:t>_ID</w:t>
       </w:r>
     </w:p>
     <w:p>
@@ -6635,6 +6750,7 @@
       </w:r>
     </w:p>
     <w:p>
+      <w:proofErr w:type="gramStart"/>
       <w:r>
         <w:rPr>
           <w:rFonts w:ascii="Courier New" w:eastAsia="Courier New" w:hAnsi="Courier New" w:cs="Courier New"/>
@@ -6653,6 +6769,7 @@
         <w:t>RabbitMQ</w:t>
       </w:r>
       <w:proofErr w:type="spellEnd"/>
+      <w:proofErr w:type="gramEnd"/>
       <w:r>
         <w:rPr>
           <w:rFonts w:ascii="Courier New" w:eastAsia="Courier New" w:hAnsi="Courier New" w:cs="Courier New"/>
@@ -6662,6 +6779,7 @@
         <w:t xml:space="preserve"> -- </w:t>
       </w:r>
       <w:proofErr w:type="spellStart"/>
+      <w:proofErr w:type="gramStart"/>
       <w:r>
         <w:rPr>
           <w:rFonts w:ascii="Courier New" w:eastAsia="Courier New" w:hAnsi="Courier New" w:cs="Courier New"/>
@@ -6671,6 +6789,7 @@
         <w:t>sensors.exchange</w:t>
       </w:r>
       <w:proofErr w:type="spellEnd"/>
+      <w:proofErr w:type="gramEnd"/>
       <w:r>
         <w:rPr>
           <w:rFonts w:ascii="Courier New" w:eastAsia="Courier New" w:hAnsi="Courier New" w:cs="Courier New"/>
@@ -6707,6 +6826,7 @@
         <w:t>durable</w:t>
       </w:r>
       <w:proofErr w:type="spellEnd"/>
+      <w:proofErr w:type="gramStart"/>
       <w:r>
         <w:rPr>
           <w:rFonts w:ascii="Courier New" w:eastAsia="Courier New" w:hAnsi="Courier New" w:cs="Courier New"/>
@@ -6715,6 +6835,7 @@
         </w:rPr>
         <w:t>) ]</w:t>
       </w:r>
+      <w:proofErr w:type="gramEnd"/>
     </w:p>
     <w:p>
       <w:r>
@@ -6726,6 +6847,7 @@
         <w:t xml:space="preserve">    | fila </w:t>
       </w:r>
       <w:proofErr w:type="spellStart"/>
+      <w:proofErr w:type="gramStart"/>
       <w:r>
         <w:rPr>
           <w:rFonts w:ascii="Courier New" w:eastAsia="Courier New" w:hAnsi="Courier New" w:cs="Courier New"/>
@@ -6741,7 +6863,16 @@
           <w:sz w:val="18"/>
           <w:szCs w:val="18"/>
         </w:rPr>
-        <w:t xml:space="preserve">.&lt;ID&gt;, </w:t>
+        <w:t>.&lt;</w:t>
+      </w:r>
+      <w:proofErr w:type="gramEnd"/>
+      <w:r>
+        <w:rPr>
+          <w:rFonts w:ascii="Courier New" w:eastAsia="Courier New" w:hAnsi="Courier New" w:cs="Courier New"/>
+          <w:sz w:val="18"/>
+          <w:szCs w:val="18"/>
+        </w:rPr>
+        <w:t xml:space="preserve">ID&gt;, </w:t>
       </w:r>
       <w:proofErr w:type="spellStart"/>
       <w:r>
@@ -6759,8 +6890,18 @@
           <w:sz w:val="18"/>
           <w:szCs w:val="18"/>
         </w:rPr>
-        <w:t xml:space="preserve"> ZONA.#</w:t>
-      </w:r>
+        <w:t xml:space="preserve"> </w:t>
+      </w:r>
+      <w:proofErr w:type="gramStart"/>
+      <w:r>
+        <w:rPr>
+          <w:rFonts w:ascii="Courier New" w:eastAsia="Courier New" w:hAnsi="Courier New" w:cs="Courier New"/>
+          <w:sz w:val="18"/>
+          <w:szCs w:val="18"/>
+        </w:rPr>
+        <w:t>ZONA.#</w:t>
+      </w:r>
+      <w:proofErr w:type="gramEnd"/>
     </w:p>
     <w:p>
       <w:r>
@@ -6773,13 +6914,41 @@
       </w:r>
     </w:p>
     <w:p>
-      <w:r>
-        <w:rPr>
-          <w:rFonts w:ascii="Courier New" w:eastAsia="Courier New" w:hAnsi="Courier New" w:cs="Courier New"/>
-          <w:sz w:val="18"/>
-          <w:szCs w:val="18"/>
-        </w:rPr>
-        <w:t>[ Gateway (C#) ] ---</w:t>
+      <w:proofErr w:type="gramStart"/>
+      <w:r>
+        <w:rPr>
+          <w:rFonts w:ascii="Courier New" w:eastAsia="Courier New" w:hAnsi="Courier New" w:cs="Courier New"/>
+          <w:sz w:val="18"/>
+          <w:szCs w:val="18"/>
+        </w:rPr>
+        <w:t>[ Gateway</w:t>
+      </w:r>
+      <w:proofErr w:type="gramEnd"/>
+      <w:r>
+        <w:rPr>
+          <w:rFonts w:ascii="Courier New" w:eastAsia="Courier New" w:hAnsi="Courier New" w:cs="Courier New"/>
+          <w:sz w:val="18"/>
+          <w:szCs w:val="18"/>
+        </w:rPr>
+        <w:t xml:space="preserve"> (C#</w:t>
+      </w:r>
+      <w:proofErr w:type="gramStart"/>
+      <w:r>
+        <w:rPr>
+          <w:rFonts w:ascii="Courier New" w:eastAsia="Courier New" w:hAnsi="Courier New" w:cs="Courier New"/>
+          <w:sz w:val="18"/>
+          <w:szCs w:val="18"/>
+        </w:rPr>
+        <w:t>) ]</w:t>
+      </w:r>
+      <w:proofErr w:type="gramEnd"/>
+      <w:r>
+        <w:rPr>
+          <w:rFonts w:ascii="Courier New" w:eastAsia="Courier New" w:hAnsi="Courier New" w:cs="Courier New"/>
+          <w:sz w:val="18"/>
+          <w:szCs w:val="18"/>
+        </w:rPr>
+        <w:t xml:space="preserve"> ---</w:t>
       </w:r>
       <w:proofErr w:type="spellStart"/>
       <w:r>
@@ -6797,7 +6966,16 @@
           <w:sz w:val="18"/>
           <w:szCs w:val="18"/>
         </w:rPr>
-        <w:t xml:space="preserve"> Normalize---&gt; [ </w:t>
+        <w:t xml:space="preserve"> Normalize---&gt; </w:t>
+      </w:r>
+      <w:proofErr w:type="gramStart"/>
+      <w:r>
+        <w:rPr>
+          <w:rFonts w:ascii="Courier New" w:eastAsia="Courier New" w:hAnsi="Courier New" w:cs="Courier New"/>
+          <w:sz w:val="18"/>
+          <w:szCs w:val="18"/>
+        </w:rPr>
+        <w:t xml:space="preserve">[ </w:t>
       </w:r>
       <w:proofErr w:type="spellStart"/>
       <w:r>
@@ -6809,6 +6987,7 @@
         <w:t>Preprocessing</w:t>
       </w:r>
       <w:proofErr w:type="spellEnd"/>
+      <w:proofErr w:type="gramEnd"/>
       <w:r>
         <w:rPr>
           <w:rFonts w:ascii="Courier New" w:eastAsia="Courier New" w:hAnsi="Courier New" w:cs="Courier New"/>
@@ -6851,8 +7030,18 @@
           <w:sz w:val="18"/>
           <w:szCs w:val="18"/>
         </w:rPr>
-        <w:t>, :50051) ]</w:t>
-      </w:r>
+        <w:t>, :50051</w:t>
+      </w:r>
+      <w:proofErr w:type="gramStart"/>
+      <w:r>
+        <w:rPr>
+          <w:rFonts w:ascii="Courier New" w:eastAsia="Courier New" w:hAnsi="Courier New" w:cs="Courier New"/>
+          <w:sz w:val="18"/>
+          <w:szCs w:val="18"/>
+        </w:rPr>
+        <w:t>) ]</w:t>
+      </w:r>
+      <w:proofErr w:type="gramEnd"/>
     </w:p>
     <w:p>
       <w:r>
@@ -6892,6 +7081,7 @@
         <w:t xml:space="preserve">    | publicado em </w:t>
       </w:r>
       <w:proofErr w:type="spellStart"/>
+      <w:proofErr w:type="gramStart"/>
       <w:r>
         <w:rPr>
           <w:rFonts w:ascii="Courier New" w:eastAsia="Courier New" w:hAnsi="Courier New" w:cs="Courier New"/>
@@ -6901,6 +7091,7 @@
         <w:t>gateway.exchange</w:t>
       </w:r>
       <w:proofErr w:type="spellEnd"/>
+      <w:proofErr w:type="gramEnd"/>
     </w:p>
     <w:p>
       <w:r>
@@ -6913,13 +7104,41 @@
       </w:r>
     </w:p>
     <w:p>
-      <w:r>
-        <w:rPr>
-          <w:rFonts w:ascii="Courier New" w:eastAsia="Courier New" w:hAnsi="Courier New" w:cs="Courier New"/>
-          <w:sz w:val="18"/>
-          <w:szCs w:val="18"/>
-        </w:rPr>
-        <w:t>[ Servidor (C#) ] ---</w:t>
+      <w:proofErr w:type="gramStart"/>
+      <w:r>
+        <w:rPr>
+          <w:rFonts w:ascii="Courier New" w:eastAsia="Courier New" w:hAnsi="Courier New" w:cs="Courier New"/>
+          <w:sz w:val="18"/>
+          <w:szCs w:val="18"/>
+        </w:rPr>
+        <w:t>[ Servidor</w:t>
+      </w:r>
+      <w:proofErr w:type="gramEnd"/>
+      <w:r>
+        <w:rPr>
+          <w:rFonts w:ascii="Courier New" w:eastAsia="Courier New" w:hAnsi="Courier New" w:cs="Courier New"/>
+          <w:sz w:val="18"/>
+          <w:szCs w:val="18"/>
+        </w:rPr>
+        <w:t xml:space="preserve"> (C#</w:t>
+      </w:r>
+      <w:proofErr w:type="gramStart"/>
+      <w:r>
+        <w:rPr>
+          <w:rFonts w:ascii="Courier New" w:eastAsia="Courier New" w:hAnsi="Courier New" w:cs="Courier New"/>
+          <w:sz w:val="18"/>
+          <w:szCs w:val="18"/>
+        </w:rPr>
+        <w:t>) ]</w:t>
+      </w:r>
+      <w:proofErr w:type="gramEnd"/>
+      <w:r>
+        <w:rPr>
+          <w:rFonts w:ascii="Courier New" w:eastAsia="Courier New" w:hAnsi="Courier New" w:cs="Courier New"/>
+          <w:sz w:val="18"/>
+          <w:szCs w:val="18"/>
+        </w:rPr>
+        <w:t xml:space="preserve"> ---</w:t>
       </w:r>
       <w:proofErr w:type="spellStart"/>
       <w:r>
@@ -6973,7 +7192,16 @@
           <w:sz w:val="18"/>
           <w:szCs w:val="18"/>
         </w:rPr>
-        <w:t xml:space="preserve">---&gt; [ </w:t>
+        <w:t xml:space="preserve">---&gt; </w:t>
+      </w:r>
+      <w:proofErr w:type="gramStart"/>
+      <w:r>
+        <w:rPr>
+          <w:rFonts w:ascii="Courier New" w:eastAsia="Courier New" w:hAnsi="Courier New" w:cs="Courier New"/>
+          <w:sz w:val="18"/>
+          <w:szCs w:val="18"/>
+        </w:rPr>
+        <w:t xml:space="preserve">[ </w:t>
       </w:r>
       <w:proofErr w:type="spellStart"/>
       <w:r>
@@ -6985,6 +7213,7 @@
         <w:t>Analysis</w:t>
       </w:r>
       <w:proofErr w:type="spellEnd"/>
+      <w:proofErr w:type="gramEnd"/>
       <w:r>
         <w:rPr>
           <w:rFonts w:ascii="Courier New" w:eastAsia="Courier New" w:hAnsi="Courier New" w:cs="Courier New"/>
@@ -7027,8 +7256,18 @@
           <w:sz w:val="18"/>
           <w:szCs w:val="18"/>
         </w:rPr>
-        <w:t>, :50052) ]</w:t>
-      </w:r>
+        <w:t>, :50052</w:t>
+      </w:r>
+      <w:proofErr w:type="gramStart"/>
+      <w:r>
+        <w:rPr>
+          <w:rFonts w:ascii="Courier New" w:eastAsia="Courier New" w:hAnsi="Courier New" w:cs="Courier New"/>
+          <w:sz w:val="18"/>
+          <w:szCs w:val="18"/>
+        </w:rPr>
+        <w:t>) ]</w:t>
+      </w:r>
+      <w:proofErr w:type="gramEnd"/>
     </w:p>
     <w:p>
       <w:r>
@@ -7075,6 +7314,48 @@
           <w:szCs w:val="18"/>
         </w:rPr>
         <w:t>scikit-learn</w:t>
+      </w:r>
+      <w:proofErr w:type="spellEnd"/>
+    </w:p>
+    <w:p>
+      <w:pPr>
+        <w:spacing w:after="60"/>
+        <w:ind w:left="2124" w:hanging="2124"/>
+      </w:pPr>
+      <w:r>
+        <w:rPr>
+          <w:rFonts w:ascii="Courier New" w:eastAsia="Courier New" w:hAnsi="Courier New" w:cs="Courier New"/>
+          <w:sz w:val="18"/>
+          <w:szCs w:val="18"/>
+        </w:rPr>
+        <w:t xml:space="preserve">    </w:t>
+      </w:r>
+      <w:proofErr w:type="gramStart"/>
+      <w:r>
+        <w:rPr>
+          <w:rFonts w:ascii="Courier New" w:eastAsia="Courier New" w:hAnsi="Courier New" w:cs="Courier New"/>
+          <w:sz w:val="18"/>
+          <w:szCs w:val="18"/>
+        </w:rPr>
+        <w:t>v</w:t>
+      </w:r>
+      <w:proofErr w:type="gramEnd"/>
+      <w:r>
+        <w:rPr>
+          <w:rFonts w:ascii="Courier New" w:eastAsia="Courier New" w:hAnsi="Courier New" w:cs="Courier New"/>
+          <w:sz w:val="18"/>
+          <w:szCs w:val="18"/>
+        </w:rPr>
+        <w:t xml:space="preserve">                                                </w:t>
+      </w:r>
+      <w:proofErr w:type="spellStart"/>
+      <w:r>
+        <w:rPr>
+          <w:rFonts w:ascii="Courier New" w:eastAsia="Courier New" w:hAnsi="Courier New" w:cs="Courier New"/>
+          <w:sz w:val="18"/>
+          <w:szCs w:val="18"/>
+        </w:rPr>
+        <w:t>v</w:t>
       </w:r>
       <w:proofErr w:type="spellEnd"/>
     </w:p>
@@ -7082,24 +7363,462 @@
       <w:pPr>
         <w:spacing w:after="60"/>
       </w:pPr>
-      <w:r>
-        <w:rPr>
-          <w:rFonts w:ascii="Courier New" w:eastAsia="Courier New" w:hAnsi="Courier New" w:cs="Courier New"/>
-          <w:sz w:val="18"/>
-          <w:szCs w:val="18"/>
-        </w:rPr>
-        <w:t xml:space="preserve">    v                                                </w:t>
-      </w:r>
-      <w:proofErr w:type="spellStart"/>
-      <w:r>
-        <w:rPr>
-          <w:rFonts w:ascii="Courier New" w:eastAsia="Courier New" w:hAnsi="Courier New" w:cs="Courier New"/>
-          <w:sz w:val="18"/>
-          <w:szCs w:val="18"/>
-        </w:rPr>
-        <w:t>v</w:t>
-      </w:r>
-      <w:proofErr w:type="spellEnd"/>
+      <w:proofErr w:type="gramStart"/>
+      <w:r>
+        <w:rPr>
+          <w:rFonts w:ascii="Courier New" w:eastAsia="Courier New" w:hAnsi="Courier New" w:cs="Courier New"/>
+          <w:sz w:val="18"/>
+          <w:szCs w:val="18"/>
+        </w:rPr>
+        <w:t xml:space="preserve">[ </w:t>
+      </w:r>
+      <w:proofErr w:type="spellStart"/>
+      <w:r>
+        <w:rPr>
+          <w:rFonts w:ascii="Courier New" w:eastAsia="Courier New" w:hAnsi="Courier New" w:cs="Courier New"/>
+          <w:sz w:val="18"/>
+          <w:szCs w:val="18"/>
+        </w:rPr>
+        <w:t>MongoDB</w:t>
+      </w:r>
+      <w:proofErr w:type="spellEnd"/>
+      <w:proofErr w:type="gramEnd"/>
+      <w:r>
+        <w:rPr>
+          <w:rFonts w:ascii="Courier New" w:eastAsia="Courier New" w:hAnsi="Courier New" w:cs="Courier New"/>
+          <w:sz w:val="18"/>
+          <w:szCs w:val="18"/>
+        </w:rPr>
+        <w:t xml:space="preserve">: </w:t>
+      </w:r>
+      <w:proofErr w:type="spellStart"/>
+      <w:r>
+        <w:rPr>
+          <w:rFonts w:ascii="Courier New" w:eastAsia="Courier New" w:hAnsi="Courier New" w:cs="Courier New"/>
+          <w:sz w:val="18"/>
+          <w:szCs w:val="18"/>
+        </w:rPr>
+        <w:t>readings</w:t>
+      </w:r>
+      <w:proofErr w:type="spellEnd"/>
+      <w:r>
+        <w:rPr>
+          <w:rFonts w:ascii="Courier New" w:eastAsia="Courier New" w:hAnsi="Courier New" w:cs="Courier New"/>
+          <w:sz w:val="18"/>
+          <w:szCs w:val="18"/>
+        </w:rPr>
+        <w:t xml:space="preserve"> + </w:t>
+      </w:r>
+      <w:proofErr w:type="spellStart"/>
+      <w:proofErr w:type="gramStart"/>
+      <w:r>
+        <w:rPr>
+          <w:rFonts w:ascii="Courier New" w:eastAsia="Courier New" w:hAnsi="Courier New" w:cs="Courier New"/>
+          <w:sz w:val="18"/>
+          <w:szCs w:val="18"/>
+        </w:rPr>
+        <w:t>analyses</w:t>
+      </w:r>
+      <w:proofErr w:type="spellEnd"/>
+      <w:r>
+        <w:rPr>
+          <w:rFonts w:ascii="Courier New" w:eastAsia="Courier New" w:hAnsi="Courier New" w:cs="Courier New"/>
+          <w:sz w:val="18"/>
+          <w:szCs w:val="18"/>
+        </w:rPr>
+        <w:t xml:space="preserve"> ]</w:t>
+      </w:r>
+      <w:proofErr w:type="gramEnd"/>
+      <w:r>
+        <w:rPr>
+          <w:rFonts w:ascii="Courier New" w:eastAsia="Courier New" w:hAnsi="Courier New" w:cs="Courier New"/>
+          <w:sz w:val="18"/>
+          <w:szCs w:val="18"/>
+        </w:rPr>
+        <w:t xml:space="preserve"> &lt;------- </w:t>
+      </w:r>
+      <w:proofErr w:type="gramStart"/>
+      <w:r>
+        <w:rPr>
+          <w:rFonts w:ascii="Courier New" w:eastAsia="Courier New" w:hAnsi="Courier New" w:cs="Courier New"/>
+          <w:sz w:val="18"/>
+          <w:szCs w:val="18"/>
+        </w:rPr>
+        <w:t xml:space="preserve">[ </w:t>
+      </w:r>
+      <w:proofErr w:type="spellStart"/>
+      <w:r>
+        <w:rPr>
+          <w:rFonts w:ascii="Courier New" w:eastAsia="Courier New" w:hAnsi="Courier New" w:cs="Courier New"/>
+          <w:sz w:val="18"/>
+          <w:szCs w:val="18"/>
+        </w:rPr>
+        <w:t>Dashboard</w:t>
+      </w:r>
+      <w:proofErr w:type="spellEnd"/>
+      <w:proofErr w:type="gramEnd"/>
+      <w:r>
+        <w:rPr>
+          <w:rFonts w:ascii="Courier New" w:eastAsia="Courier New" w:hAnsi="Courier New" w:cs="Courier New"/>
+          <w:sz w:val="18"/>
+          <w:szCs w:val="18"/>
+        </w:rPr>
+        <w:t xml:space="preserve"> </w:t>
+      </w:r>
+      <w:proofErr w:type="spellStart"/>
+      <w:r>
+        <w:rPr>
+          <w:rFonts w:ascii="Courier New" w:eastAsia="Courier New" w:hAnsi="Courier New" w:cs="Courier New"/>
+          <w:sz w:val="18"/>
+          <w:szCs w:val="18"/>
+        </w:rPr>
+        <w:t>React</w:t>
+      </w:r>
+      <w:proofErr w:type="spellEnd"/>
+      <w:r>
+        <w:rPr>
+          <w:rFonts w:ascii="Courier New" w:eastAsia="Courier New" w:hAnsi="Courier New" w:cs="Courier New"/>
+          <w:sz w:val="18"/>
+          <w:szCs w:val="18"/>
+        </w:rPr>
+        <w:t xml:space="preserve"> / HTTP API (:9091</w:t>
+      </w:r>
+      <w:proofErr w:type="gramStart"/>
+      <w:r>
+        <w:rPr>
+          <w:rFonts w:ascii="Courier New" w:eastAsia="Courier New" w:hAnsi="Courier New" w:cs="Courier New"/>
+          <w:sz w:val="18"/>
+          <w:szCs w:val="18"/>
+        </w:rPr>
+        <w:t>) ]</w:t>
+      </w:r>
+      <w:proofErr w:type="gramEnd"/>
+    </w:p>
+    <w:p>
+      <w:pPr>
+        <w:pStyle w:val="Ttulo1"/>
+      </w:pPr>
+      <w:r>
+        <w:t xml:space="preserve">Anexo B -- </w:t>
+      </w:r>
+      <w:proofErr w:type="spellStart"/>
+      <w:r>
+        <w:t>Definicao</w:t>
+      </w:r>
+      <w:proofErr w:type="spellEnd"/>
+      <w:r>
+        <w:t xml:space="preserve"> Proto (resumo)</w:t>
+      </w:r>
+    </w:p>
+    <w:p>
+      <w:pPr>
+        <w:spacing w:before="60" w:after="20"/>
+        <w:ind w:left="708" w:hanging="708"/>
+      </w:pPr>
+      <w:proofErr w:type="spellStart"/>
+      <w:r>
+        <w:rPr>
+          <w:b/>
+          <w:bCs/>
+          <w:sz w:val="18"/>
+          <w:szCs w:val="18"/>
+        </w:rPr>
+        <w:t>PreprocessingService</w:t>
+      </w:r>
+      <w:proofErr w:type="spellEnd"/>
+      <w:r>
+        <w:rPr>
+          <w:b/>
+          <w:bCs/>
+          <w:sz w:val="18"/>
+          <w:szCs w:val="18"/>
+        </w:rPr>
+        <w:t xml:space="preserve"> (</w:t>
+      </w:r>
+      <w:proofErr w:type="spellStart"/>
+      <w:proofErr w:type="gramStart"/>
+      <w:r>
+        <w:rPr>
+          <w:b/>
+          <w:bCs/>
+          <w:sz w:val="18"/>
+          <w:szCs w:val="18"/>
+        </w:rPr>
+        <w:t>preprocessing.proto</w:t>
+      </w:r>
+      <w:proofErr w:type="spellEnd"/>
+      <w:proofErr w:type="gramEnd"/>
+      <w:r>
+        <w:rPr>
+          <w:b/>
+          <w:bCs/>
+          <w:sz w:val="18"/>
+          <w:szCs w:val="18"/>
+        </w:rPr>
+        <w:t>, porta 50051):</w:t>
+      </w:r>
+    </w:p>
+    <w:p>
+      <w:pPr>
+        <w:spacing w:after="20"/>
+      </w:pPr>
+      <w:r>
+        <w:rPr>
+          <w:rFonts w:ascii="Courier New" w:eastAsia="Courier New" w:hAnsi="Courier New" w:cs="Courier New"/>
+          <w:sz w:val="18"/>
+          <w:szCs w:val="18"/>
+        </w:rPr>
+        <w:t xml:space="preserve">  </w:t>
+      </w:r>
+      <w:proofErr w:type="spellStart"/>
+      <w:r>
+        <w:rPr>
+          <w:rFonts w:ascii="Courier New" w:eastAsia="Courier New" w:hAnsi="Courier New" w:cs="Courier New"/>
+          <w:sz w:val="18"/>
+          <w:szCs w:val="18"/>
+        </w:rPr>
+        <w:t>rpc</w:t>
+      </w:r>
+      <w:proofErr w:type="spellEnd"/>
+      <w:r>
+        <w:rPr>
+          <w:rFonts w:ascii="Courier New" w:eastAsia="Courier New" w:hAnsi="Courier New" w:cs="Courier New"/>
+          <w:sz w:val="18"/>
+          <w:szCs w:val="18"/>
+        </w:rPr>
+        <w:t xml:space="preserve"> </w:t>
+      </w:r>
+      <w:proofErr w:type="gramStart"/>
+      <w:r>
+        <w:rPr>
+          <w:rFonts w:ascii="Courier New" w:eastAsia="Courier New" w:hAnsi="Courier New" w:cs="Courier New"/>
+          <w:sz w:val="18"/>
+          <w:szCs w:val="18"/>
+        </w:rPr>
+        <w:t>Normalize(</w:t>
+      </w:r>
+      <w:proofErr w:type="spellStart"/>
+      <w:proofErr w:type="gramEnd"/>
+      <w:r>
+        <w:rPr>
+          <w:rFonts w:ascii="Courier New" w:eastAsia="Courier New" w:hAnsi="Courier New" w:cs="Courier New"/>
+          <w:sz w:val="18"/>
+          <w:szCs w:val="18"/>
+        </w:rPr>
+        <w:t>RawReading</w:t>
+      </w:r>
+      <w:proofErr w:type="spellEnd"/>
+      <w:r>
+        <w:rPr>
+          <w:rFonts w:ascii="Courier New" w:eastAsia="Courier New" w:hAnsi="Courier New" w:cs="Courier New"/>
+          <w:sz w:val="18"/>
+          <w:szCs w:val="18"/>
+        </w:rPr>
+        <w:t xml:space="preserve">) </w:t>
+      </w:r>
+      <w:proofErr w:type="spellStart"/>
+      <w:r>
+        <w:rPr>
+          <w:rFonts w:ascii="Courier New" w:eastAsia="Courier New" w:hAnsi="Courier New" w:cs="Courier New"/>
+          <w:sz w:val="18"/>
+          <w:szCs w:val="18"/>
+        </w:rPr>
+        <w:t>returns</w:t>
+      </w:r>
+      <w:proofErr w:type="spellEnd"/>
+      <w:r>
+        <w:rPr>
+          <w:rFonts w:ascii="Courier New" w:eastAsia="Courier New" w:hAnsi="Courier New" w:cs="Courier New"/>
+          <w:sz w:val="18"/>
+          <w:szCs w:val="18"/>
+        </w:rPr>
+        <w:t xml:space="preserve"> (</w:t>
+      </w:r>
+      <w:proofErr w:type="spellStart"/>
+      <w:r>
+        <w:rPr>
+          <w:rFonts w:ascii="Courier New" w:eastAsia="Courier New" w:hAnsi="Courier New" w:cs="Courier New"/>
+          <w:sz w:val="18"/>
+          <w:szCs w:val="18"/>
+        </w:rPr>
+        <w:t>NormalizedReading</w:t>
+      </w:r>
+      <w:proofErr w:type="spellEnd"/>
+      <w:r>
+        <w:rPr>
+          <w:rFonts w:ascii="Courier New" w:eastAsia="Courier New" w:hAnsi="Courier New" w:cs="Courier New"/>
+          <w:sz w:val="18"/>
+          <w:szCs w:val="18"/>
+        </w:rPr>
+        <w:t>)</w:t>
+      </w:r>
+    </w:p>
+    <w:p>
+      <w:pPr>
+        <w:spacing w:after="20"/>
+      </w:pPr>
+      <w:r>
+        <w:rPr>
+          <w:rFonts w:ascii="Courier New" w:eastAsia="Courier New" w:hAnsi="Courier New" w:cs="Courier New"/>
+          <w:sz w:val="18"/>
+          <w:szCs w:val="18"/>
+        </w:rPr>
+        <w:t xml:space="preserve">  </w:t>
+      </w:r>
+      <w:proofErr w:type="spellStart"/>
+      <w:r>
+        <w:rPr>
+          <w:rFonts w:ascii="Courier New" w:eastAsia="Courier New" w:hAnsi="Courier New" w:cs="Courier New"/>
+          <w:sz w:val="18"/>
+          <w:szCs w:val="18"/>
+        </w:rPr>
+        <w:t>RawReading</w:t>
+      </w:r>
+      <w:proofErr w:type="spellEnd"/>
+      <w:r>
+        <w:rPr>
+          <w:rFonts w:ascii="Courier New" w:eastAsia="Courier New" w:hAnsi="Courier New" w:cs="Courier New"/>
+          <w:sz w:val="18"/>
+          <w:szCs w:val="18"/>
+        </w:rPr>
+        <w:t xml:space="preserve">  </w:t>
+      </w:r>
+      <w:proofErr w:type="gramStart"/>
+      <w:r>
+        <w:rPr>
+          <w:rFonts w:ascii="Courier New" w:eastAsia="Courier New" w:hAnsi="Courier New" w:cs="Courier New"/>
+          <w:sz w:val="18"/>
+          <w:szCs w:val="18"/>
+        </w:rPr>
+        <w:t xml:space="preserve">   {</w:t>
+      </w:r>
+      <w:proofErr w:type="gramEnd"/>
+      <w:r>
+        <w:rPr>
+          <w:rFonts w:ascii="Courier New" w:eastAsia="Courier New" w:hAnsi="Courier New" w:cs="Courier New"/>
+          <w:sz w:val="18"/>
+          <w:szCs w:val="18"/>
+        </w:rPr>
+        <w:t xml:space="preserve"> </w:t>
+      </w:r>
+      <w:proofErr w:type="spellStart"/>
+      <w:r>
+        <w:rPr>
+          <w:rFonts w:ascii="Courier New" w:eastAsia="Courier New" w:hAnsi="Courier New" w:cs="Courier New"/>
+          <w:sz w:val="18"/>
+          <w:szCs w:val="18"/>
+        </w:rPr>
+        <w:t>sensorId</w:t>
+      </w:r>
+      <w:proofErr w:type="spellEnd"/>
+      <w:r>
+        <w:rPr>
+          <w:rFonts w:ascii="Courier New" w:eastAsia="Courier New" w:hAnsi="Courier New" w:cs="Courier New"/>
+          <w:sz w:val="18"/>
+          <w:szCs w:val="18"/>
+        </w:rPr>
+        <w:t xml:space="preserve">, </w:t>
+      </w:r>
+      <w:proofErr w:type="spellStart"/>
+      <w:r>
+        <w:rPr>
+          <w:rFonts w:ascii="Courier New" w:eastAsia="Courier New" w:hAnsi="Courier New" w:cs="Courier New"/>
+          <w:sz w:val="18"/>
+          <w:szCs w:val="18"/>
+        </w:rPr>
+        <w:t>type</w:t>
+      </w:r>
+      <w:proofErr w:type="spellEnd"/>
+      <w:r>
+        <w:rPr>
+          <w:rFonts w:ascii="Courier New" w:eastAsia="Courier New" w:hAnsi="Courier New" w:cs="Courier New"/>
+          <w:sz w:val="18"/>
+          <w:szCs w:val="18"/>
+        </w:rPr>
+        <w:t xml:space="preserve">, </w:t>
+      </w:r>
+      <w:proofErr w:type="spellStart"/>
+      <w:r>
+        <w:rPr>
+          <w:rFonts w:ascii="Courier New" w:eastAsia="Courier New" w:hAnsi="Courier New" w:cs="Courier New"/>
+          <w:sz w:val="18"/>
+          <w:szCs w:val="18"/>
+        </w:rPr>
+        <w:t>value</w:t>
+      </w:r>
+      <w:proofErr w:type="spellEnd"/>
+      <w:r>
+        <w:rPr>
+          <w:rFonts w:ascii="Courier New" w:eastAsia="Courier New" w:hAnsi="Courier New" w:cs="Courier New"/>
+          <w:sz w:val="18"/>
+          <w:szCs w:val="18"/>
+        </w:rPr>
+        <w:t xml:space="preserve">, </w:t>
+      </w:r>
+      <w:proofErr w:type="spellStart"/>
+      <w:r>
+        <w:rPr>
+          <w:rFonts w:ascii="Courier New" w:eastAsia="Courier New" w:hAnsi="Courier New" w:cs="Courier New"/>
+          <w:sz w:val="18"/>
+          <w:szCs w:val="18"/>
+        </w:rPr>
+        <w:t>unit</w:t>
+      </w:r>
+      <w:proofErr w:type="spellEnd"/>
+      <w:r>
+        <w:rPr>
+          <w:rFonts w:ascii="Courier New" w:eastAsia="Courier New" w:hAnsi="Courier New" w:cs="Courier New"/>
+          <w:sz w:val="18"/>
+          <w:szCs w:val="18"/>
+        </w:rPr>
+        <w:t xml:space="preserve">, </w:t>
+      </w:r>
+      <w:proofErr w:type="spellStart"/>
+      <w:r>
+        <w:rPr>
+          <w:rFonts w:ascii="Courier New" w:eastAsia="Courier New" w:hAnsi="Courier New" w:cs="Courier New"/>
+          <w:sz w:val="18"/>
+          <w:szCs w:val="18"/>
+        </w:rPr>
+        <w:t>timestamp</w:t>
+      </w:r>
+      <w:proofErr w:type="spellEnd"/>
+      <w:r>
+        <w:rPr>
+          <w:rFonts w:ascii="Courier New" w:eastAsia="Courier New" w:hAnsi="Courier New" w:cs="Courier New"/>
+          <w:sz w:val="18"/>
+          <w:szCs w:val="18"/>
+        </w:rPr>
+        <w:t xml:space="preserve">, </w:t>
+      </w:r>
+      <w:proofErr w:type="spellStart"/>
+      <w:r>
+        <w:rPr>
+          <w:rFonts w:ascii="Courier New" w:eastAsia="Courier New" w:hAnsi="Courier New" w:cs="Courier New"/>
+          <w:sz w:val="18"/>
+          <w:szCs w:val="18"/>
+        </w:rPr>
+        <w:t>rawFormat</w:t>
+      </w:r>
+      <w:proofErr w:type="spellEnd"/>
+      <w:r>
+        <w:rPr>
+          <w:rFonts w:ascii="Courier New" w:eastAsia="Courier New" w:hAnsi="Courier New" w:cs="Courier New"/>
+          <w:sz w:val="18"/>
+          <w:szCs w:val="18"/>
+        </w:rPr>
+        <w:t xml:space="preserve">, </w:t>
+      </w:r>
+      <w:proofErr w:type="gramStart"/>
+      <w:r>
+        <w:rPr>
+          <w:rFonts w:ascii="Courier New" w:eastAsia="Courier New" w:hAnsi="Courier New" w:cs="Courier New"/>
+          <w:sz w:val="18"/>
+          <w:szCs w:val="18"/>
+        </w:rPr>
+        <w:t>zone }</w:t>
+      </w:r>
+      <w:proofErr w:type="gramEnd"/>
     </w:p>
     <w:p>
       <w:pPr>
@@ -7111,27 +7830,544 @@
           <w:sz w:val="18"/>
           <w:szCs w:val="18"/>
         </w:rPr>
-        <w:t xml:space="preserve">[ </w:t>
-      </w:r>
-      <w:proofErr w:type="spellStart"/>
-      <w:r>
-        <w:rPr>
-          <w:rFonts w:ascii="Courier New" w:eastAsia="Courier New" w:hAnsi="Courier New" w:cs="Courier New"/>
-          <w:sz w:val="18"/>
-          <w:szCs w:val="18"/>
-        </w:rPr>
-        <w:t>MongoDB</w:t>
-      </w:r>
-      <w:proofErr w:type="spellEnd"/>
-      <w:r>
-        <w:rPr>
-          <w:rFonts w:ascii="Courier New" w:eastAsia="Courier New" w:hAnsi="Courier New" w:cs="Courier New"/>
-          <w:sz w:val="18"/>
-          <w:szCs w:val="18"/>
-        </w:rPr>
-        <w:t xml:space="preserve">: </w:t>
-      </w:r>
-      <w:proofErr w:type="spellStart"/>
+        <w:t xml:space="preserve">  </w:t>
+      </w:r>
+      <w:proofErr w:type="spellStart"/>
+      <w:r>
+        <w:rPr>
+          <w:rFonts w:ascii="Courier New" w:eastAsia="Courier New" w:hAnsi="Courier New" w:cs="Courier New"/>
+          <w:sz w:val="18"/>
+          <w:szCs w:val="18"/>
+        </w:rPr>
+        <w:t>NormalizedReading</w:t>
+      </w:r>
+      <w:proofErr w:type="spellEnd"/>
+      <w:r>
+        <w:rPr>
+          <w:rFonts w:ascii="Courier New" w:eastAsia="Courier New" w:hAnsi="Courier New" w:cs="Courier New"/>
+          <w:sz w:val="18"/>
+          <w:szCs w:val="18"/>
+        </w:rPr>
+        <w:t xml:space="preserve"> </w:t>
+      </w:r>
+      <w:proofErr w:type="gramStart"/>
+      <w:r>
+        <w:rPr>
+          <w:rFonts w:ascii="Courier New" w:eastAsia="Courier New" w:hAnsi="Courier New" w:cs="Courier New"/>
+          <w:sz w:val="18"/>
+          <w:szCs w:val="18"/>
+        </w:rPr>
+        <w:t xml:space="preserve">{ </w:t>
+      </w:r>
+      <w:proofErr w:type="spellStart"/>
+      <w:r>
+        <w:rPr>
+          <w:rFonts w:ascii="Courier New" w:eastAsia="Courier New" w:hAnsi="Courier New" w:cs="Courier New"/>
+          <w:sz w:val="18"/>
+          <w:szCs w:val="18"/>
+        </w:rPr>
+        <w:t>sensorId</w:t>
+      </w:r>
+      <w:proofErr w:type="spellEnd"/>
+      <w:proofErr w:type="gramEnd"/>
+      <w:r>
+        <w:rPr>
+          <w:rFonts w:ascii="Courier New" w:eastAsia="Courier New" w:hAnsi="Courier New" w:cs="Courier New"/>
+          <w:sz w:val="18"/>
+          <w:szCs w:val="18"/>
+        </w:rPr>
+        <w:t xml:space="preserve">, </w:t>
+      </w:r>
+      <w:proofErr w:type="spellStart"/>
+      <w:r>
+        <w:rPr>
+          <w:rFonts w:ascii="Courier New" w:eastAsia="Courier New" w:hAnsi="Courier New" w:cs="Courier New"/>
+          <w:sz w:val="18"/>
+          <w:szCs w:val="18"/>
+        </w:rPr>
+        <w:t>type</w:t>
+      </w:r>
+      <w:proofErr w:type="spellEnd"/>
+      <w:r>
+        <w:rPr>
+          <w:rFonts w:ascii="Courier New" w:eastAsia="Courier New" w:hAnsi="Courier New" w:cs="Courier New"/>
+          <w:sz w:val="18"/>
+          <w:szCs w:val="18"/>
+        </w:rPr>
+        <w:t xml:space="preserve">, </w:t>
+      </w:r>
+      <w:proofErr w:type="spellStart"/>
+      <w:r>
+        <w:rPr>
+          <w:rFonts w:ascii="Courier New" w:eastAsia="Courier New" w:hAnsi="Courier New" w:cs="Courier New"/>
+          <w:sz w:val="18"/>
+          <w:szCs w:val="18"/>
+        </w:rPr>
+        <w:t>value</w:t>
+      </w:r>
+      <w:proofErr w:type="spellEnd"/>
+      <w:r>
+        <w:rPr>
+          <w:rFonts w:ascii="Courier New" w:eastAsia="Courier New" w:hAnsi="Courier New" w:cs="Courier New"/>
+          <w:sz w:val="18"/>
+          <w:szCs w:val="18"/>
+        </w:rPr>
+        <w:t xml:space="preserve">, </w:t>
+      </w:r>
+      <w:proofErr w:type="spellStart"/>
+      <w:r>
+        <w:rPr>
+          <w:rFonts w:ascii="Courier New" w:eastAsia="Courier New" w:hAnsi="Courier New" w:cs="Courier New"/>
+          <w:sz w:val="18"/>
+          <w:szCs w:val="18"/>
+        </w:rPr>
+        <w:t>unit</w:t>
+      </w:r>
+      <w:proofErr w:type="spellEnd"/>
+      <w:r>
+        <w:rPr>
+          <w:rFonts w:ascii="Courier New" w:eastAsia="Courier New" w:hAnsi="Courier New" w:cs="Courier New"/>
+          <w:sz w:val="18"/>
+          <w:szCs w:val="18"/>
+        </w:rPr>
+        <w:t xml:space="preserve">, </w:t>
+      </w:r>
+      <w:proofErr w:type="spellStart"/>
+      <w:r>
+        <w:rPr>
+          <w:rFonts w:ascii="Courier New" w:eastAsia="Courier New" w:hAnsi="Courier New" w:cs="Courier New"/>
+          <w:sz w:val="18"/>
+          <w:szCs w:val="18"/>
+        </w:rPr>
+        <w:t>timestamp</w:t>
+      </w:r>
+      <w:proofErr w:type="spellEnd"/>
+      <w:r>
+        <w:rPr>
+          <w:rFonts w:ascii="Courier New" w:eastAsia="Courier New" w:hAnsi="Courier New" w:cs="Courier New"/>
+          <w:sz w:val="18"/>
+          <w:szCs w:val="18"/>
+        </w:rPr>
+        <w:t xml:space="preserve">, </w:t>
+      </w:r>
+      <w:proofErr w:type="spellStart"/>
+      <w:r>
+        <w:rPr>
+          <w:rFonts w:ascii="Courier New" w:eastAsia="Courier New" w:hAnsi="Courier New" w:cs="Courier New"/>
+          <w:sz w:val="18"/>
+          <w:szCs w:val="18"/>
+        </w:rPr>
+        <w:t>isValid</w:t>
+      </w:r>
+      <w:proofErr w:type="spellEnd"/>
+      <w:r>
+        <w:rPr>
+          <w:rFonts w:ascii="Courier New" w:eastAsia="Courier New" w:hAnsi="Courier New" w:cs="Courier New"/>
+          <w:sz w:val="18"/>
+          <w:szCs w:val="18"/>
+        </w:rPr>
+        <w:t xml:space="preserve">, </w:t>
+      </w:r>
+      <w:proofErr w:type="gramStart"/>
+      <w:r>
+        <w:rPr>
+          <w:rFonts w:ascii="Courier New" w:eastAsia="Courier New" w:hAnsi="Courier New" w:cs="Courier New"/>
+          <w:sz w:val="18"/>
+          <w:szCs w:val="18"/>
+        </w:rPr>
+        <w:t>zone }</w:t>
+      </w:r>
+      <w:proofErr w:type="gramEnd"/>
+    </w:p>
+    <w:p>
+      <w:pPr>
+        <w:spacing w:after="20"/>
+      </w:pPr>
+      <w:proofErr w:type="spellStart"/>
+      <w:r>
+        <w:rPr>
+          <w:b/>
+          <w:bCs/>
+          <w:sz w:val="18"/>
+          <w:szCs w:val="18"/>
+        </w:rPr>
+        <w:t>AnalysisService</w:t>
+      </w:r>
+      <w:proofErr w:type="spellEnd"/>
+      <w:r>
+        <w:rPr>
+          <w:b/>
+          <w:bCs/>
+          <w:sz w:val="18"/>
+          <w:szCs w:val="18"/>
+        </w:rPr>
+        <w:t xml:space="preserve"> (</w:t>
+      </w:r>
+      <w:proofErr w:type="spellStart"/>
+      <w:proofErr w:type="gramStart"/>
+      <w:r>
+        <w:rPr>
+          <w:b/>
+          <w:bCs/>
+          <w:sz w:val="18"/>
+          <w:szCs w:val="18"/>
+        </w:rPr>
+        <w:t>analysis.proto</w:t>
+      </w:r>
+      <w:proofErr w:type="spellEnd"/>
+      <w:proofErr w:type="gramEnd"/>
+      <w:r>
+        <w:rPr>
+          <w:b/>
+          <w:bCs/>
+          <w:sz w:val="18"/>
+          <w:szCs w:val="18"/>
+        </w:rPr>
+        <w:t>, porta 50052):</w:t>
+      </w:r>
+    </w:p>
+    <w:p>
+      <w:pPr>
+        <w:spacing w:after="20"/>
+      </w:pPr>
+      <w:r>
+        <w:rPr>
+          <w:rFonts w:ascii="Courier New" w:eastAsia="Courier New" w:hAnsi="Courier New" w:cs="Courier New"/>
+          <w:sz w:val="18"/>
+          <w:szCs w:val="18"/>
+        </w:rPr>
+        <w:t xml:space="preserve">  </w:t>
+      </w:r>
+      <w:proofErr w:type="spellStart"/>
+      <w:r>
+        <w:rPr>
+          <w:rFonts w:ascii="Courier New" w:eastAsia="Courier New" w:hAnsi="Courier New" w:cs="Courier New"/>
+          <w:sz w:val="18"/>
+          <w:szCs w:val="18"/>
+        </w:rPr>
+        <w:t>rpc</w:t>
+      </w:r>
+      <w:proofErr w:type="spellEnd"/>
+      <w:r>
+        <w:rPr>
+          <w:rFonts w:ascii="Courier New" w:eastAsia="Courier New" w:hAnsi="Courier New" w:cs="Courier New"/>
+          <w:sz w:val="18"/>
+          <w:szCs w:val="18"/>
+        </w:rPr>
+        <w:t xml:space="preserve"> </w:t>
+      </w:r>
+      <w:proofErr w:type="spellStart"/>
+      <w:proofErr w:type="gramStart"/>
+      <w:r>
+        <w:rPr>
+          <w:rFonts w:ascii="Courier New" w:eastAsia="Courier New" w:hAnsi="Courier New" w:cs="Courier New"/>
+          <w:sz w:val="18"/>
+          <w:szCs w:val="18"/>
+        </w:rPr>
+        <w:t>Analyze</w:t>
+      </w:r>
+      <w:proofErr w:type="spellEnd"/>
+      <w:r>
+        <w:rPr>
+          <w:rFonts w:ascii="Courier New" w:eastAsia="Courier New" w:hAnsi="Courier New" w:cs="Courier New"/>
+          <w:sz w:val="18"/>
+          <w:szCs w:val="18"/>
+        </w:rPr>
+        <w:t>(</w:t>
+      </w:r>
+      <w:proofErr w:type="spellStart"/>
+      <w:r>
+        <w:rPr>
+          <w:rFonts w:ascii="Courier New" w:eastAsia="Courier New" w:hAnsi="Courier New" w:cs="Courier New"/>
+          <w:sz w:val="18"/>
+          <w:szCs w:val="18"/>
+        </w:rPr>
+        <w:t>AnalysisRequest</w:t>
+      </w:r>
+      <w:proofErr w:type="spellEnd"/>
+      <w:r>
+        <w:rPr>
+          <w:rFonts w:ascii="Courier New" w:eastAsia="Courier New" w:hAnsi="Courier New" w:cs="Courier New"/>
+          <w:sz w:val="18"/>
+          <w:szCs w:val="18"/>
+        </w:rPr>
+        <w:t xml:space="preserve">)   </w:t>
+      </w:r>
+      <w:proofErr w:type="spellStart"/>
+      <w:proofErr w:type="gramEnd"/>
+      <w:r>
+        <w:rPr>
+          <w:rFonts w:ascii="Courier New" w:eastAsia="Courier New" w:hAnsi="Courier New" w:cs="Courier New"/>
+          <w:sz w:val="18"/>
+          <w:szCs w:val="18"/>
+        </w:rPr>
+        <w:t>returns</w:t>
+      </w:r>
+      <w:proofErr w:type="spellEnd"/>
+      <w:r>
+        <w:rPr>
+          <w:rFonts w:ascii="Courier New" w:eastAsia="Courier New" w:hAnsi="Courier New" w:cs="Courier New"/>
+          <w:sz w:val="18"/>
+          <w:szCs w:val="18"/>
+        </w:rPr>
+        <w:t xml:space="preserve"> (</w:t>
+      </w:r>
+      <w:proofErr w:type="spellStart"/>
+      <w:r>
+        <w:rPr>
+          <w:rFonts w:ascii="Courier New" w:eastAsia="Courier New" w:hAnsi="Courier New" w:cs="Courier New"/>
+          <w:sz w:val="18"/>
+          <w:szCs w:val="18"/>
+        </w:rPr>
+        <w:t>AnalysisResult</w:t>
+      </w:r>
+      <w:proofErr w:type="spellEnd"/>
+      <w:r>
+        <w:rPr>
+          <w:rFonts w:ascii="Courier New" w:eastAsia="Courier New" w:hAnsi="Courier New" w:cs="Courier New"/>
+          <w:sz w:val="18"/>
+          <w:szCs w:val="18"/>
+        </w:rPr>
+        <w:t>)</w:t>
+      </w:r>
+    </w:p>
+    <w:p>
+      <w:pPr>
+        <w:spacing w:after="20"/>
+      </w:pPr>
+      <w:r>
+        <w:rPr>
+          <w:rFonts w:ascii="Courier New" w:eastAsia="Courier New" w:hAnsi="Courier New" w:cs="Courier New"/>
+          <w:sz w:val="18"/>
+          <w:szCs w:val="18"/>
+        </w:rPr>
+        <w:t xml:space="preserve">  </w:t>
+      </w:r>
+      <w:proofErr w:type="spellStart"/>
+      <w:r>
+        <w:rPr>
+          <w:rFonts w:ascii="Courier New" w:eastAsia="Courier New" w:hAnsi="Courier New" w:cs="Courier New"/>
+          <w:sz w:val="18"/>
+          <w:szCs w:val="18"/>
+        </w:rPr>
+        <w:t>rpc</w:t>
+      </w:r>
+      <w:proofErr w:type="spellEnd"/>
+      <w:r>
+        <w:rPr>
+          <w:rFonts w:ascii="Courier New" w:eastAsia="Courier New" w:hAnsi="Courier New" w:cs="Courier New"/>
+          <w:sz w:val="18"/>
+          <w:szCs w:val="18"/>
+        </w:rPr>
+        <w:t xml:space="preserve"> </w:t>
+      </w:r>
+      <w:proofErr w:type="spellStart"/>
+      <w:proofErr w:type="gramStart"/>
+      <w:r>
+        <w:rPr>
+          <w:rFonts w:ascii="Courier New" w:eastAsia="Courier New" w:hAnsi="Courier New" w:cs="Courier New"/>
+          <w:sz w:val="18"/>
+          <w:szCs w:val="18"/>
+        </w:rPr>
+        <w:t>Predict</w:t>
+      </w:r>
+      <w:proofErr w:type="spellEnd"/>
+      <w:r>
+        <w:rPr>
+          <w:rFonts w:ascii="Courier New" w:eastAsia="Courier New" w:hAnsi="Courier New" w:cs="Courier New"/>
+          <w:sz w:val="18"/>
+          <w:szCs w:val="18"/>
+        </w:rPr>
+        <w:t>(</w:t>
+      </w:r>
+      <w:proofErr w:type="spellStart"/>
+      <w:proofErr w:type="gramEnd"/>
+      <w:r>
+        <w:rPr>
+          <w:rFonts w:ascii="Courier New" w:eastAsia="Courier New" w:hAnsi="Courier New" w:cs="Courier New"/>
+          <w:sz w:val="18"/>
+          <w:szCs w:val="18"/>
+        </w:rPr>
+        <w:t>PredictionRequest</w:t>
+      </w:r>
+      <w:proofErr w:type="spellEnd"/>
+      <w:r>
+        <w:rPr>
+          <w:rFonts w:ascii="Courier New" w:eastAsia="Courier New" w:hAnsi="Courier New" w:cs="Courier New"/>
+          <w:sz w:val="18"/>
+          <w:szCs w:val="18"/>
+        </w:rPr>
+        <w:t xml:space="preserve">) </w:t>
+      </w:r>
+      <w:proofErr w:type="spellStart"/>
+      <w:r>
+        <w:rPr>
+          <w:rFonts w:ascii="Courier New" w:eastAsia="Courier New" w:hAnsi="Courier New" w:cs="Courier New"/>
+          <w:sz w:val="18"/>
+          <w:szCs w:val="18"/>
+        </w:rPr>
+        <w:t>returns</w:t>
+      </w:r>
+      <w:proofErr w:type="spellEnd"/>
+      <w:r>
+        <w:rPr>
+          <w:rFonts w:ascii="Courier New" w:eastAsia="Courier New" w:hAnsi="Courier New" w:cs="Courier New"/>
+          <w:sz w:val="18"/>
+          <w:szCs w:val="18"/>
+        </w:rPr>
+        <w:t xml:space="preserve"> (</w:t>
+      </w:r>
+      <w:proofErr w:type="spellStart"/>
+      <w:r>
+        <w:rPr>
+          <w:rFonts w:ascii="Courier New" w:eastAsia="Courier New" w:hAnsi="Courier New" w:cs="Courier New"/>
+          <w:sz w:val="18"/>
+          <w:szCs w:val="18"/>
+        </w:rPr>
+        <w:t>PredictionResult</w:t>
+      </w:r>
+      <w:proofErr w:type="spellEnd"/>
+      <w:r>
+        <w:rPr>
+          <w:rFonts w:ascii="Courier New" w:eastAsia="Courier New" w:hAnsi="Courier New" w:cs="Courier New"/>
+          <w:sz w:val="18"/>
+          <w:szCs w:val="18"/>
+        </w:rPr>
+        <w:t>)</w:t>
+      </w:r>
+    </w:p>
+    <w:p>
+      <w:pPr>
+        <w:spacing w:after="20"/>
+      </w:pPr>
+      <w:r>
+        <w:rPr>
+          <w:rFonts w:ascii="Courier New" w:eastAsia="Courier New" w:hAnsi="Courier New" w:cs="Courier New"/>
+          <w:sz w:val="18"/>
+          <w:szCs w:val="18"/>
+        </w:rPr>
+        <w:t xml:space="preserve">  </w:t>
+      </w:r>
+      <w:proofErr w:type="spellStart"/>
+      <w:proofErr w:type="gramStart"/>
+      <w:r>
+        <w:rPr>
+          <w:rFonts w:ascii="Courier New" w:eastAsia="Courier New" w:hAnsi="Courier New" w:cs="Courier New"/>
+          <w:sz w:val="18"/>
+          <w:szCs w:val="18"/>
+        </w:rPr>
+        <w:t>AnalysisRequest</w:t>
+      </w:r>
+      <w:proofErr w:type="spellEnd"/>
+      <w:r>
+        <w:rPr>
+          <w:rFonts w:ascii="Courier New" w:eastAsia="Courier New" w:hAnsi="Courier New" w:cs="Courier New"/>
+          <w:sz w:val="18"/>
+          <w:szCs w:val="18"/>
+        </w:rPr>
+        <w:t xml:space="preserve">  {</w:t>
+      </w:r>
+      <w:proofErr w:type="gramEnd"/>
+      <w:r>
+        <w:rPr>
+          <w:rFonts w:ascii="Courier New" w:eastAsia="Courier New" w:hAnsi="Courier New" w:cs="Courier New"/>
+          <w:sz w:val="18"/>
+          <w:szCs w:val="18"/>
+        </w:rPr>
+        <w:t xml:space="preserve"> </w:t>
+      </w:r>
+      <w:proofErr w:type="spellStart"/>
+      <w:r>
+        <w:rPr>
+          <w:rFonts w:ascii="Courier New" w:eastAsia="Courier New" w:hAnsi="Courier New" w:cs="Courier New"/>
+          <w:sz w:val="18"/>
+          <w:szCs w:val="18"/>
+        </w:rPr>
+        <w:t>type</w:t>
+      </w:r>
+      <w:proofErr w:type="spellEnd"/>
+      <w:r>
+        <w:rPr>
+          <w:rFonts w:ascii="Courier New" w:eastAsia="Courier New" w:hAnsi="Courier New" w:cs="Courier New"/>
+          <w:sz w:val="18"/>
+          <w:szCs w:val="18"/>
+        </w:rPr>
+        <w:t xml:space="preserve">, zone, </w:t>
+      </w:r>
+      <w:proofErr w:type="spellStart"/>
+      <w:r>
+        <w:rPr>
+          <w:rFonts w:ascii="Courier New" w:eastAsia="Courier New" w:hAnsi="Courier New" w:cs="Courier New"/>
+          <w:sz w:val="18"/>
+          <w:szCs w:val="18"/>
+        </w:rPr>
+        <w:t>sensorId</w:t>
+      </w:r>
+      <w:proofErr w:type="spellEnd"/>
+      <w:r>
+        <w:rPr>
+          <w:rFonts w:ascii="Courier New" w:eastAsia="Courier New" w:hAnsi="Courier New" w:cs="Courier New"/>
+          <w:sz w:val="18"/>
+          <w:szCs w:val="18"/>
+        </w:rPr>
+        <w:t xml:space="preserve">, </w:t>
+      </w:r>
+      <w:proofErr w:type="spellStart"/>
+      <w:r>
+        <w:rPr>
+          <w:rFonts w:ascii="Courier New" w:eastAsia="Courier New" w:hAnsi="Courier New" w:cs="Courier New"/>
+          <w:sz w:val="18"/>
+          <w:szCs w:val="18"/>
+        </w:rPr>
+        <w:t>dateFrom</w:t>
+      </w:r>
+      <w:proofErr w:type="spellEnd"/>
+      <w:r>
+        <w:rPr>
+          <w:rFonts w:ascii="Courier New" w:eastAsia="Courier New" w:hAnsi="Courier New" w:cs="Courier New"/>
+          <w:sz w:val="18"/>
+          <w:szCs w:val="18"/>
+        </w:rPr>
+        <w:t xml:space="preserve">, </w:t>
+      </w:r>
+      <w:proofErr w:type="spellStart"/>
+      <w:r>
+        <w:rPr>
+          <w:rFonts w:ascii="Courier New" w:eastAsia="Courier New" w:hAnsi="Courier New" w:cs="Courier New"/>
+          <w:sz w:val="18"/>
+          <w:szCs w:val="18"/>
+        </w:rPr>
+        <w:t>dateTo</w:t>
+      </w:r>
+      <w:proofErr w:type="spellEnd"/>
+      <w:r>
+        <w:rPr>
+          <w:rFonts w:ascii="Courier New" w:eastAsia="Courier New" w:hAnsi="Courier New" w:cs="Courier New"/>
+          <w:sz w:val="18"/>
+          <w:szCs w:val="18"/>
+        </w:rPr>
+        <w:t xml:space="preserve">, </w:t>
+      </w:r>
+      <w:proofErr w:type="spellStart"/>
+      <w:r>
+        <w:rPr>
+          <w:rFonts w:ascii="Courier New" w:eastAsia="Courier New" w:hAnsi="Courier New" w:cs="Courier New"/>
+          <w:sz w:val="18"/>
+          <w:szCs w:val="18"/>
+        </w:rPr>
+        <w:t>repeated</w:t>
+      </w:r>
+      <w:proofErr w:type="spellEnd"/>
+      <w:r>
+        <w:rPr>
+          <w:rFonts w:ascii="Courier New" w:eastAsia="Courier New" w:hAnsi="Courier New" w:cs="Courier New"/>
+          <w:sz w:val="18"/>
+          <w:szCs w:val="18"/>
+        </w:rPr>
+        <w:t xml:space="preserve"> Reading </w:t>
+      </w:r>
+      <w:proofErr w:type="spellStart"/>
+      <w:proofErr w:type="gramStart"/>
       <w:r>
         <w:rPr>
           <w:rFonts w:ascii="Courier New" w:eastAsia="Courier New" w:hAnsi="Courier New" w:cs="Courier New"/>
@@ -7147,36 +8383,42 @@
           <w:sz w:val="18"/>
           <w:szCs w:val="18"/>
         </w:rPr>
-        <w:t xml:space="preserve"> + </w:t>
-      </w:r>
-      <w:proofErr w:type="spellStart"/>
-      <w:r>
-        <w:rPr>
-          <w:rFonts w:ascii="Courier New" w:eastAsia="Courier New" w:hAnsi="Courier New" w:cs="Courier New"/>
-          <w:sz w:val="18"/>
-          <w:szCs w:val="18"/>
-        </w:rPr>
-        <w:t>analyses</w:t>
-      </w:r>
-      <w:proofErr w:type="spellEnd"/>
-      <w:r>
-        <w:rPr>
-          <w:rFonts w:ascii="Courier New" w:eastAsia="Courier New" w:hAnsi="Courier New" w:cs="Courier New"/>
-          <w:sz w:val="18"/>
-          <w:szCs w:val="18"/>
-        </w:rPr>
-        <w:t xml:space="preserve"> ] &lt;------- [ </w:t>
-      </w:r>
-      <w:proofErr w:type="spellStart"/>
-      <w:r>
-        <w:rPr>
-          <w:rFonts w:ascii="Courier New" w:eastAsia="Courier New" w:hAnsi="Courier New" w:cs="Courier New"/>
-          <w:sz w:val="18"/>
-          <w:szCs w:val="18"/>
-        </w:rPr>
-        <w:t>Dashboard</w:t>
-      </w:r>
-      <w:proofErr w:type="spellEnd"/>
+        <w:t xml:space="preserve"> }</w:t>
+      </w:r>
+      <w:proofErr w:type="gramEnd"/>
+    </w:p>
+    <w:p>
+      <w:pPr>
+        <w:spacing w:after="20"/>
+      </w:pPr>
+      <w:r>
+        <w:rPr>
+          <w:rFonts w:ascii="Courier New" w:eastAsia="Courier New" w:hAnsi="Courier New" w:cs="Courier New"/>
+          <w:sz w:val="18"/>
+          <w:szCs w:val="18"/>
+        </w:rPr>
+        <w:t xml:space="preserve">  </w:t>
+      </w:r>
+      <w:proofErr w:type="spellStart"/>
+      <w:r>
+        <w:rPr>
+          <w:rFonts w:ascii="Courier New" w:eastAsia="Courier New" w:hAnsi="Courier New" w:cs="Courier New"/>
+          <w:sz w:val="18"/>
+          <w:szCs w:val="18"/>
+        </w:rPr>
+        <w:t>AnalysisResult</w:t>
+      </w:r>
+      <w:proofErr w:type="spellEnd"/>
+      <w:proofErr w:type="gramStart"/>
+      <w:r>
+        <w:rPr>
+          <w:rFonts w:ascii="Courier New" w:eastAsia="Courier New" w:hAnsi="Courier New" w:cs="Courier New"/>
+          <w:sz w:val="18"/>
+          <w:szCs w:val="18"/>
+        </w:rPr>
+        <w:t xml:space="preserve">   {</w:t>
+      </w:r>
+      <w:proofErr w:type="gramEnd"/>
       <w:r>
         <w:rPr>
           <w:rFonts w:ascii="Courier New" w:eastAsia="Courier New" w:hAnsi="Courier New" w:cs="Courier New"/>
@@ -7192,1213 +8434,364 @@
           <w:sz w:val="18"/>
           <w:szCs w:val="18"/>
         </w:rPr>
-        <w:t>React</w:t>
-      </w:r>
-      <w:proofErr w:type="spellEnd"/>
-      <w:r>
-        <w:rPr>
-          <w:rFonts w:ascii="Courier New" w:eastAsia="Courier New" w:hAnsi="Courier New" w:cs="Courier New"/>
-          <w:sz w:val="18"/>
-          <w:szCs w:val="18"/>
-        </w:rPr>
-        <w:t xml:space="preserve"> / HTTP API (:9091) ]</w:t>
-      </w:r>
+        <w:t>mean</w:t>
+      </w:r>
+      <w:proofErr w:type="spellEnd"/>
+      <w:r>
+        <w:rPr>
+          <w:rFonts w:ascii="Courier New" w:eastAsia="Courier New" w:hAnsi="Courier New" w:cs="Courier New"/>
+          <w:sz w:val="18"/>
+          <w:szCs w:val="18"/>
+        </w:rPr>
+        <w:t xml:space="preserve">, </w:t>
+      </w:r>
+      <w:proofErr w:type="spellStart"/>
+      <w:r>
+        <w:rPr>
+          <w:rFonts w:ascii="Courier New" w:eastAsia="Courier New" w:hAnsi="Courier New" w:cs="Courier New"/>
+          <w:sz w:val="18"/>
+          <w:szCs w:val="18"/>
+        </w:rPr>
+        <w:t>stdDev</w:t>
+      </w:r>
+      <w:proofErr w:type="spellEnd"/>
+      <w:r>
+        <w:rPr>
+          <w:rFonts w:ascii="Courier New" w:eastAsia="Courier New" w:hAnsi="Courier New" w:cs="Courier New"/>
+          <w:sz w:val="18"/>
+          <w:szCs w:val="18"/>
+        </w:rPr>
+        <w:t xml:space="preserve">, </w:t>
+      </w:r>
+      <w:proofErr w:type="spellStart"/>
+      <w:r>
+        <w:rPr>
+          <w:rFonts w:ascii="Courier New" w:eastAsia="Courier New" w:hAnsi="Courier New" w:cs="Courier New"/>
+          <w:sz w:val="18"/>
+          <w:szCs w:val="18"/>
+        </w:rPr>
+        <w:t>median</w:t>
+      </w:r>
+      <w:proofErr w:type="spellEnd"/>
+      <w:r>
+        <w:rPr>
+          <w:rFonts w:ascii="Courier New" w:eastAsia="Courier New" w:hAnsi="Courier New" w:cs="Courier New"/>
+          <w:sz w:val="18"/>
+          <w:szCs w:val="18"/>
+        </w:rPr>
+        <w:t xml:space="preserve">, P25/P75/P95, min, </w:t>
+      </w:r>
+      <w:proofErr w:type="spellStart"/>
+      <w:r>
+        <w:rPr>
+          <w:rFonts w:ascii="Courier New" w:eastAsia="Courier New" w:hAnsi="Courier New" w:cs="Courier New"/>
+          <w:sz w:val="18"/>
+          <w:szCs w:val="18"/>
+        </w:rPr>
+        <w:t>max</w:t>
+      </w:r>
+      <w:proofErr w:type="spellEnd"/>
+      <w:r>
+        <w:rPr>
+          <w:rFonts w:ascii="Courier New" w:eastAsia="Courier New" w:hAnsi="Courier New" w:cs="Courier New"/>
+          <w:sz w:val="18"/>
+          <w:szCs w:val="18"/>
+        </w:rPr>
+        <w:t>,</w:t>
+      </w:r>
+    </w:p>
+    <w:p>
+      <w:pPr>
+        <w:spacing w:after="20"/>
+      </w:pPr>
+      <w:r>
+        <w:rPr>
+          <w:rFonts w:ascii="Courier New" w:eastAsia="Courier New" w:hAnsi="Courier New" w:cs="Courier New"/>
+          <w:sz w:val="18"/>
+          <w:szCs w:val="18"/>
+        </w:rPr>
+        <w:t xml:space="preserve">                     </w:t>
+      </w:r>
+      <w:proofErr w:type="spellStart"/>
+      <w:r>
+        <w:rPr>
+          <w:rFonts w:ascii="Courier New" w:eastAsia="Courier New" w:hAnsi="Courier New" w:cs="Courier New"/>
+          <w:sz w:val="18"/>
+          <w:szCs w:val="18"/>
+        </w:rPr>
+        <w:t>outliersCount</w:t>
+      </w:r>
+      <w:proofErr w:type="spellEnd"/>
+      <w:r>
+        <w:rPr>
+          <w:rFonts w:ascii="Courier New" w:eastAsia="Courier New" w:hAnsi="Courier New" w:cs="Courier New"/>
+          <w:sz w:val="18"/>
+          <w:szCs w:val="18"/>
+        </w:rPr>
+        <w:t xml:space="preserve">, </w:t>
+      </w:r>
+      <w:proofErr w:type="spellStart"/>
+      <w:r>
+        <w:rPr>
+          <w:rFonts w:ascii="Courier New" w:eastAsia="Courier New" w:hAnsi="Courier New" w:cs="Courier New"/>
+          <w:sz w:val="18"/>
+          <w:szCs w:val="18"/>
+        </w:rPr>
+        <w:t>trendSlope</w:t>
+      </w:r>
+      <w:proofErr w:type="spellEnd"/>
+      <w:r>
+        <w:rPr>
+          <w:rFonts w:ascii="Courier New" w:eastAsia="Courier New" w:hAnsi="Courier New" w:cs="Courier New"/>
+          <w:sz w:val="18"/>
+          <w:szCs w:val="18"/>
+        </w:rPr>
+        <w:t xml:space="preserve">, </w:t>
+      </w:r>
+      <w:proofErr w:type="spellStart"/>
+      <w:r>
+        <w:rPr>
+          <w:rFonts w:ascii="Courier New" w:eastAsia="Courier New" w:hAnsi="Courier New" w:cs="Courier New"/>
+          <w:sz w:val="18"/>
+          <w:szCs w:val="18"/>
+        </w:rPr>
+        <w:t>trend</w:t>
+      </w:r>
+      <w:proofErr w:type="spellEnd"/>
+      <w:r>
+        <w:rPr>
+          <w:rFonts w:ascii="Courier New" w:eastAsia="Courier New" w:hAnsi="Courier New" w:cs="Courier New"/>
+          <w:sz w:val="18"/>
+          <w:szCs w:val="18"/>
+        </w:rPr>
+        <w:t xml:space="preserve">, </w:t>
+      </w:r>
+      <w:proofErr w:type="spellStart"/>
+      <w:r>
+        <w:rPr>
+          <w:rFonts w:ascii="Courier New" w:eastAsia="Courier New" w:hAnsi="Courier New" w:cs="Courier New"/>
+          <w:sz w:val="18"/>
+          <w:szCs w:val="18"/>
+        </w:rPr>
+        <w:t>movingAverageLast</w:t>
+      </w:r>
+      <w:proofErr w:type="spellEnd"/>
+      <w:r>
+        <w:rPr>
+          <w:rFonts w:ascii="Courier New" w:eastAsia="Courier New" w:hAnsi="Courier New" w:cs="Courier New"/>
+          <w:sz w:val="18"/>
+          <w:szCs w:val="18"/>
+        </w:rPr>
+        <w:t>,</w:t>
+      </w:r>
+    </w:p>
+    <w:p>
+      <w:pPr>
+        <w:spacing w:after="20"/>
+      </w:pPr>
+      <w:r>
+        <w:rPr>
+          <w:rFonts w:ascii="Courier New" w:eastAsia="Courier New" w:hAnsi="Courier New" w:cs="Courier New"/>
+          <w:sz w:val="18"/>
+          <w:szCs w:val="18"/>
+        </w:rPr>
+        <w:t xml:space="preserve">                     </w:t>
+      </w:r>
+      <w:proofErr w:type="spellStart"/>
+      <w:r>
+        <w:rPr>
+          <w:rFonts w:ascii="Courier New" w:eastAsia="Courier New" w:hAnsi="Courier New" w:cs="Courier New"/>
+          <w:sz w:val="18"/>
+          <w:szCs w:val="18"/>
+        </w:rPr>
+        <w:t>alertLevel</w:t>
+      </w:r>
+      <w:proofErr w:type="spellEnd"/>
+      <w:r>
+        <w:rPr>
+          <w:rFonts w:ascii="Courier New" w:eastAsia="Courier New" w:hAnsi="Courier New" w:cs="Courier New"/>
+          <w:sz w:val="18"/>
+          <w:szCs w:val="18"/>
+        </w:rPr>
+        <w:t xml:space="preserve">, </w:t>
+      </w:r>
+      <w:proofErr w:type="spellStart"/>
+      <w:r>
+        <w:rPr>
+          <w:rFonts w:ascii="Courier New" w:eastAsia="Courier New" w:hAnsi="Courier New" w:cs="Courier New"/>
+          <w:sz w:val="18"/>
+          <w:szCs w:val="18"/>
+        </w:rPr>
+        <w:t>sampleCount</w:t>
+      </w:r>
+      <w:proofErr w:type="spellEnd"/>
+      <w:r>
+        <w:rPr>
+          <w:rFonts w:ascii="Courier New" w:eastAsia="Courier New" w:hAnsi="Courier New" w:cs="Courier New"/>
+          <w:sz w:val="18"/>
+          <w:szCs w:val="18"/>
+        </w:rPr>
+        <w:t xml:space="preserve">, </w:t>
+      </w:r>
+      <w:proofErr w:type="spellStart"/>
+      <w:r>
+        <w:rPr>
+          <w:rFonts w:ascii="Courier New" w:eastAsia="Courier New" w:hAnsi="Courier New" w:cs="Courier New"/>
+          <w:sz w:val="18"/>
+          <w:szCs w:val="18"/>
+        </w:rPr>
+        <w:t>resultSummary</w:t>
+      </w:r>
+      <w:proofErr w:type="spellEnd"/>
+      <w:r>
+        <w:rPr>
+          <w:rFonts w:ascii="Courier New" w:eastAsia="Courier New" w:hAnsi="Courier New" w:cs="Courier New"/>
+          <w:sz w:val="18"/>
+          <w:szCs w:val="18"/>
+        </w:rPr>
+        <w:t xml:space="preserve">, </w:t>
+      </w:r>
+      <w:proofErr w:type="spellStart"/>
+      <w:proofErr w:type="gramStart"/>
+      <w:r>
+        <w:rPr>
+          <w:rFonts w:ascii="Courier New" w:eastAsia="Courier New" w:hAnsi="Courier New" w:cs="Courier New"/>
+          <w:sz w:val="18"/>
+          <w:szCs w:val="18"/>
+        </w:rPr>
+        <w:t>timestamp</w:t>
+      </w:r>
+      <w:proofErr w:type="spellEnd"/>
+      <w:r>
+        <w:rPr>
+          <w:rFonts w:ascii="Courier New" w:eastAsia="Courier New" w:hAnsi="Courier New" w:cs="Courier New"/>
+          <w:sz w:val="18"/>
+          <w:szCs w:val="18"/>
+        </w:rPr>
+        <w:t xml:space="preserve"> }</w:t>
+      </w:r>
+      <w:proofErr w:type="gramEnd"/>
+    </w:p>
+    <w:p>
+      <w:pPr>
+        <w:spacing w:after="20"/>
+      </w:pPr>
+      <w:r>
+        <w:rPr>
+          <w:rFonts w:ascii="Courier New" w:eastAsia="Courier New" w:hAnsi="Courier New" w:cs="Courier New"/>
+          <w:sz w:val="18"/>
+          <w:szCs w:val="18"/>
+        </w:rPr>
+        <w:t xml:space="preserve">  </w:t>
+      </w:r>
+      <w:proofErr w:type="spellStart"/>
+      <w:r>
+        <w:rPr>
+          <w:rFonts w:ascii="Courier New" w:eastAsia="Courier New" w:hAnsi="Courier New" w:cs="Courier New"/>
+          <w:sz w:val="18"/>
+          <w:szCs w:val="18"/>
+        </w:rPr>
+        <w:t>PredictionResult</w:t>
+      </w:r>
+      <w:proofErr w:type="spellEnd"/>
+      <w:r>
+        <w:rPr>
+          <w:rFonts w:ascii="Courier New" w:eastAsia="Courier New" w:hAnsi="Courier New" w:cs="Courier New"/>
+          <w:sz w:val="18"/>
+          <w:szCs w:val="18"/>
+        </w:rPr>
+        <w:t xml:space="preserve"> </w:t>
+      </w:r>
+      <w:proofErr w:type="gramStart"/>
+      <w:r>
+        <w:rPr>
+          <w:rFonts w:ascii="Courier New" w:eastAsia="Courier New" w:hAnsi="Courier New" w:cs="Courier New"/>
+          <w:sz w:val="18"/>
+          <w:szCs w:val="18"/>
+        </w:rPr>
+        <w:t xml:space="preserve">{ </w:t>
+      </w:r>
+      <w:proofErr w:type="spellStart"/>
+      <w:r>
+        <w:rPr>
+          <w:rFonts w:ascii="Courier New" w:eastAsia="Courier New" w:hAnsi="Courier New" w:cs="Courier New"/>
+          <w:sz w:val="18"/>
+          <w:szCs w:val="18"/>
+        </w:rPr>
+        <w:t>forecast</w:t>
+      </w:r>
+      <w:proofErr w:type="spellEnd"/>
+      <w:proofErr w:type="gramEnd"/>
+      <w:r>
+        <w:rPr>
+          <w:rFonts w:ascii="Courier New" w:eastAsia="Courier New" w:hAnsi="Courier New" w:cs="Courier New"/>
+          <w:sz w:val="18"/>
+          <w:szCs w:val="18"/>
+        </w:rPr>
+        <w:t xml:space="preserve">[], </w:t>
+      </w:r>
+      <w:proofErr w:type="spellStart"/>
+      <w:r>
+        <w:rPr>
+          <w:rFonts w:ascii="Courier New" w:eastAsia="Courier New" w:hAnsi="Courier New" w:cs="Courier New"/>
+          <w:sz w:val="18"/>
+          <w:szCs w:val="18"/>
+        </w:rPr>
+        <w:t>strategyUsed</w:t>
+      </w:r>
+      <w:proofErr w:type="spellEnd"/>
+      <w:r>
+        <w:rPr>
+          <w:rFonts w:ascii="Courier New" w:eastAsia="Courier New" w:hAnsi="Courier New" w:cs="Courier New"/>
+          <w:sz w:val="18"/>
+          <w:szCs w:val="18"/>
+        </w:rPr>
+        <w:t xml:space="preserve">, </w:t>
+      </w:r>
+      <w:proofErr w:type="spellStart"/>
+      <w:r>
+        <w:rPr>
+          <w:rFonts w:ascii="Courier New" w:eastAsia="Courier New" w:hAnsi="Courier New" w:cs="Courier New"/>
+          <w:sz w:val="18"/>
+          <w:szCs w:val="18"/>
+        </w:rPr>
+        <w:t>predictionSummary</w:t>
+      </w:r>
+      <w:proofErr w:type="spellEnd"/>
+      <w:r>
+        <w:rPr>
+          <w:rFonts w:ascii="Courier New" w:eastAsia="Courier New" w:hAnsi="Courier New" w:cs="Courier New"/>
+          <w:sz w:val="18"/>
+          <w:szCs w:val="18"/>
+        </w:rPr>
+        <w:t xml:space="preserve">, </w:t>
+      </w:r>
+      <w:proofErr w:type="spellStart"/>
+      <w:proofErr w:type="gramStart"/>
+      <w:r>
+        <w:rPr>
+          <w:rFonts w:ascii="Courier New" w:eastAsia="Courier New" w:hAnsi="Courier New" w:cs="Courier New"/>
+          <w:sz w:val="18"/>
+          <w:szCs w:val="18"/>
+        </w:rPr>
+        <w:t>timestamp</w:t>
+      </w:r>
+      <w:proofErr w:type="spellEnd"/>
+      <w:r>
+        <w:rPr>
+          <w:rFonts w:ascii="Courier New" w:eastAsia="Courier New" w:hAnsi="Courier New" w:cs="Courier New"/>
+          <w:sz w:val="18"/>
+          <w:szCs w:val="18"/>
+        </w:rPr>
+        <w:t xml:space="preserve"> }</w:t>
+      </w:r>
+      <w:proofErr w:type="gramEnd"/>
     </w:p>
     <w:p>
       <w:pPr>
         <w:pStyle w:val="Ttulo1"/>
       </w:pPr>
       <w:r>
-        <w:t xml:space="preserve">Anexo B -- </w:t>
-      </w:r>
-      <w:proofErr w:type="spellStart"/>
-      <w:r>
-        <w:t>Definicao</w:t>
-      </w:r>
-      <w:proofErr w:type="spellEnd"/>
-      <w:r>
-        <w:t xml:space="preserve"> Proto (resumo)</w:t>
-      </w:r>
-    </w:p>
-    <w:p>
-      <w:pPr>
-        <w:spacing w:before="60" w:after="20"/>
-      </w:pPr>
-      <w:proofErr w:type="spellStart"/>
-      <w:r>
-        <w:rPr>
-          <w:b/>
-          <w:bCs/>
-          <w:sz w:val="18"/>
-          <w:szCs w:val="18"/>
-        </w:rPr>
-        <w:t>PreprocessingService</w:t>
-      </w:r>
-      <w:proofErr w:type="spellEnd"/>
-      <w:r>
-        <w:rPr>
-          <w:b/>
-          <w:bCs/>
-          <w:sz w:val="18"/>
-          <w:szCs w:val="18"/>
-        </w:rPr>
-        <w:t xml:space="preserve"> (</w:t>
-      </w:r>
-      <w:proofErr w:type="spellStart"/>
-      <w:r>
-        <w:rPr>
-          <w:b/>
-          <w:bCs/>
-          <w:sz w:val="18"/>
-          <w:szCs w:val="18"/>
-        </w:rPr>
-        <w:t>preprocessing.proto</w:t>
-      </w:r>
-      <w:proofErr w:type="spellEnd"/>
-      <w:r>
-        <w:rPr>
-          <w:b/>
-          <w:bCs/>
-          <w:sz w:val="18"/>
-          <w:szCs w:val="18"/>
-        </w:rPr>
-        <w:t>, porta 50051):</w:t>
-      </w:r>
-    </w:p>
-    <w:p>
-      <w:pPr>
-        <w:spacing w:after="20"/>
-      </w:pPr>
-      <w:r>
-        <w:rPr>
-          <w:rFonts w:ascii="Courier New" w:eastAsia="Courier New" w:hAnsi="Courier New" w:cs="Courier New"/>
-          <w:sz w:val="18"/>
-          <w:szCs w:val="18"/>
-        </w:rPr>
-        <w:t xml:space="preserve">  </w:t>
-      </w:r>
-      <w:proofErr w:type="spellStart"/>
-      <w:r>
-        <w:rPr>
-          <w:rFonts w:ascii="Courier New" w:eastAsia="Courier New" w:hAnsi="Courier New" w:cs="Courier New"/>
-          <w:sz w:val="18"/>
-          <w:szCs w:val="18"/>
-        </w:rPr>
-        <w:t>rpc</w:t>
-      </w:r>
-      <w:proofErr w:type="spellEnd"/>
-      <w:r>
-        <w:rPr>
-          <w:rFonts w:ascii="Courier New" w:eastAsia="Courier New" w:hAnsi="Courier New" w:cs="Courier New"/>
-          <w:sz w:val="18"/>
-          <w:szCs w:val="18"/>
-        </w:rPr>
-        <w:t xml:space="preserve"> Normalize(</w:t>
-      </w:r>
-      <w:proofErr w:type="spellStart"/>
-      <w:r>
-        <w:rPr>
-          <w:rFonts w:ascii="Courier New" w:eastAsia="Courier New" w:hAnsi="Courier New" w:cs="Courier New"/>
-          <w:sz w:val="18"/>
-          <w:szCs w:val="18"/>
-        </w:rPr>
-        <w:t>RawReading</w:t>
-      </w:r>
-      <w:proofErr w:type="spellEnd"/>
-      <w:r>
-        <w:rPr>
-          <w:rFonts w:ascii="Courier New" w:eastAsia="Courier New" w:hAnsi="Courier New" w:cs="Courier New"/>
-          <w:sz w:val="18"/>
-          <w:szCs w:val="18"/>
-        </w:rPr>
-        <w:t xml:space="preserve">) </w:t>
-      </w:r>
-      <w:proofErr w:type="spellStart"/>
-      <w:r>
-        <w:rPr>
-          <w:rFonts w:ascii="Courier New" w:eastAsia="Courier New" w:hAnsi="Courier New" w:cs="Courier New"/>
-          <w:sz w:val="18"/>
-          <w:szCs w:val="18"/>
-        </w:rPr>
-        <w:t>returns</w:t>
-      </w:r>
-      <w:proofErr w:type="spellEnd"/>
-      <w:r>
-        <w:rPr>
-          <w:rFonts w:ascii="Courier New" w:eastAsia="Courier New" w:hAnsi="Courier New" w:cs="Courier New"/>
-          <w:sz w:val="18"/>
-          <w:szCs w:val="18"/>
-        </w:rPr>
-        <w:t xml:space="preserve"> (</w:t>
-      </w:r>
-      <w:proofErr w:type="spellStart"/>
-      <w:r>
-        <w:rPr>
-          <w:rFonts w:ascii="Courier New" w:eastAsia="Courier New" w:hAnsi="Courier New" w:cs="Courier New"/>
-          <w:sz w:val="18"/>
-          <w:szCs w:val="18"/>
-        </w:rPr>
-        <w:t>NormalizedReading</w:t>
-      </w:r>
-      <w:proofErr w:type="spellEnd"/>
-      <w:r>
-        <w:rPr>
-          <w:rFonts w:ascii="Courier New" w:eastAsia="Courier New" w:hAnsi="Courier New" w:cs="Courier New"/>
-          <w:sz w:val="18"/>
-          <w:szCs w:val="18"/>
-        </w:rPr>
-        <w:t>)</w:t>
-      </w:r>
-    </w:p>
-    <w:p>
-      <w:pPr>
-        <w:spacing w:after="20"/>
-      </w:pPr>
-      <w:r>
-        <w:rPr>
-          <w:rFonts w:ascii="Courier New" w:eastAsia="Courier New" w:hAnsi="Courier New" w:cs="Courier New"/>
-          <w:sz w:val="18"/>
-          <w:szCs w:val="18"/>
-        </w:rPr>
-        <w:t xml:space="preserve">  </w:t>
-      </w:r>
-      <w:proofErr w:type="spellStart"/>
-      <w:r>
-        <w:rPr>
-          <w:rFonts w:ascii="Courier New" w:eastAsia="Courier New" w:hAnsi="Courier New" w:cs="Courier New"/>
-          <w:sz w:val="18"/>
-          <w:szCs w:val="18"/>
-        </w:rPr>
-        <w:t>RawReading</w:t>
-      </w:r>
-      <w:proofErr w:type="spellEnd"/>
-      <w:r>
-        <w:rPr>
-          <w:rFonts w:ascii="Courier New" w:eastAsia="Courier New" w:hAnsi="Courier New" w:cs="Courier New"/>
-          <w:sz w:val="18"/>
-          <w:szCs w:val="18"/>
-        </w:rPr>
-        <w:t xml:space="preserve">     { </w:t>
-      </w:r>
-      <w:proofErr w:type="spellStart"/>
-      <w:r>
-        <w:rPr>
-          <w:rFonts w:ascii="Courier New" w:eastAsia="Courier New" w:hAnsi="Courier New" w:cs="Courier New"/>
-          <w:sz w:val="18"/>
-          <w:szCs w:val="18"/>
-        </w:rPr>
-        <w:t>sensorId</w:t>
-      </w:r>
-      <w:proofErr w:type="spellEnd"/>
-      <w:r>
-        <w:rPr>
-          <w:rFonts w:ascii="Courier New" w:eastAsia="Courier New" w:hAnsi="Courier New" w:cs="Courier New"/>
-          <w:sz w:val="18"/>
-          <w:szCs w:val="18"/>
-        </w:rPr>
-        <w:t xml:space="preserve">, </w:t>
-      </w:r>
-      <w:proofErr w:type="spellStart"/>
-      <w:r>
-        <w:rPr>
-          <w:rFonts w:ascii="Courier New" w:eastAsia="Courier New" w:hAnsi="Courier New" w:cs="Courier New"/>
-          <w:sz w:val="18"/>
-          <w:szCs w:val="18"/>
-        </w:rPr>
-        <w:t>type</w:t>
-      </w:r>
-      <w:proofErr w:type="spellEnd"/>
-      <w:r>
-        <w:rPr>
-          <w:rFonts w:ascii="Courier New" w:eastAsia="Courier New" w:hAnsi="Courier New" w:cs="Courier New"/>
-          <w:sz w:val="18"/>
-          <w:szCs w:val="18"/>
-        </w:rPr>
-        <w:t xml:space="preserve">, </w:t>
-      </w:r>
-      <w:proofErr w:type="spellStart"/>
-      <w:r>
-        <w:rPr>
-          <w:rFonts w:ascii="Courier New" w:eastAsia="Courier New" w:hAnsi="Courier New" w:cs="Courier New"/>
-          <w:sz w:val="18"/>
-          <w:szCs w:val="18"/>
-        </w:rPr>
-        <w:t>value</w:t>
-      </w:r>
-      <w:proofErr w:type="spellEnd"/>
-      <w:r>
-        <w:rPr>
-          <w:rFonts w:ascii="Courier New" w:eastAsia="Courier New" w:hAnsi="Courier New" w:cs="Courier New"/>
-          <w:sz w:val="18"/>
-          <w:szCs w:val="18"/>
-        </w:rPr>
-        <w:t xml:space="preserve">, </w:t>
-      </w:r>
-      <w:proofErr w:type="spellStart"/>
-      <w:r>
-        <w:rPr>
-          <w:rFonts w:ascii="Courier New" w:eastAsia="Courier New" w:hAnsi="Courier New" w:cs="Courier New"/>
-          <w:sz w:val="18"/>
-          <w:szCs w:val="18"/>
-        </w:rPr>
-        <w:t>unit</w:t>
-      </w:r>
-      <w:proofErr w:type="spellEnd"/>
-      <w:r>
-        <w:rPr>
-          <w:rFonts w:ascii="Courier New" w:eastAsia="Courier New" w:hAnsi="Courier New" w:cs="Courier New"/>
-          <w:sz w:val="18"/>
-          <w:szCs w:val="18"/>
-        </w:rPr>
-        <w:t xml:space="preserve">, </w:t>
-      </w:r>
-      <w:proofErr w:type="spellStart"/>
-      <w:r>
-        <w:rPr>
-          <w:rFonts w:ascii="Courier New" w:eastAsia="Courier New" w:hAnsi="Courier New" w:cs="Courier New"/>
-          <w:sz w:val="18"/>
-          <w:szCs w:val="18"/>
-        </w:rPr>
-        <w:t>timestamp</w:t>
-      </w:r>
-      <w:proofErr w:type="spellEnd"/>
-      <w:r>
-        <w:rPr>
-          <w:rFonts w:ascii="Courier New" w:eastAsia="Courier New" w:hAnsi="Courier New" w:cs="Courier New"/>
-          <w:sz w:val="18"/>
-          <w:szCs w:val="18"/>
-        </w:rPr>
-        <w:t xml:space="preserve">, </w:t>
-      </w:r>
-      <w:proofErr w:type="spellStart"/>
-      <w:r>
-        <w:rPr>
-          <w:rFonts w:ascii="Courier New" w:eastAsia="Courier New" w:hAnsi="Courier New" w:cs="Courier New"/>
-          <w:sz w:val="18"/>
-          <w:szCs w:val="18"/>
-        </w:rPr>
-        <w:t>rawFormat</w:t>
-      </w:r>
-      <w:proofErr w:type="spellEnd"/>
-      <w:r>
-        <w:rPr>
-          <w:rFonts w:ascii="Courier New" w:eastAsia="Courier New" w:hAnsi="Courier New" w:cs="Courier New"/>
-          <w:sz w:val="18"/>
-          <w:szCs w:val="18"/>
-        </w:rPr>
-        <w:t>, zone }</w:t>
-      </w:r>
-    </w:p>
-    <w:p>
-      <w:pPr>
-        <w:spacing w:after="60"/>
-      </w:pPr>
-      <w:r>
-        <w:rPr>
-          <w:rFonts w:ascii="Courier New" w:eastAsia="Courier New" w:hAnsi="Courier New" w:cs="Courier New"/>
-          <w:sz w:val="18"/>
-          <w:szCs w:val="18"/>
-        </w:rPr>
-        <w:t xml:space="preserve">  </w:t>
-      </w:r>
-      <w:proofErr w:type="spellStart"/>
-      <w:r>
-        <w:rPr>
-          <w:rFonts w:ascii="Courier New" w:eastAsia="Courier New" w:hAnsi="Courier New" w:cs="Courier New"/>
-          <w:sz w:val="18"/>
-          <w:szCs w:val="18"/>
-        </w:rPr>
-        <w:t>NormalizedReading</w:t>
-      </w:r>
-      <w:proofErr w:type="spellEnd"/>
-      <w:r>
-        <w:rPr>
-          <w:rFonts w:ascii="Courier New" w:eastAsia="Courier New" w:hAnsi="Courier New" w:cs="Courier New"/>
-          <w:sz w:val="18"/>
-          <w:szCs w:val="18"/>
-        </w:rPr>
-        <w:t xml:space="preserve"> { </w:t>
-      </w:r>
-      <w:proofErr w:type="spellStart"/>
-      <w:r>
-        <w:rPr>
-          <w:rFonts w:ascii="Courier New" w:eastAsia="Courier New" w:hAnsi="Courier New" w:cs="Courier New"/>
-          <w:sz w:val="18"/>
-          <w:szCs w:val="18"/>
-        </w:rPr>
-        <w:t>sensorId</w:t>
-      </w:r>
-      <w:proofErr w:type="spellEnd"/>
-      <w:r>
-        <w:rPr>
-          <w:rFonts w:ascii="Courier New" w:eastAsia="Courier New" w:hAnsi="Courier New" w:cs="Courier New"/>
-          <w:sz w:val="18"/>
-          <w:szCs w:val="18"/>
-        </w:rPr>
-        <w:t xml:space="preserve">, </w:t>
-      </w:r>
-      <w:proofErr w:type="spellStart"/>
-      <w:r>
-        <w:rPr>
-          <w:rFonts w:ascii="Courier New" w:eastAsia="Courier New" w:hAnsi="Courier New" w:cs="Courier New"/>
-          <w:sz w:val="18"/>
-          <w:szCs w:val="18"/>
-        </w:rPr>
-        <w:t>type</w:t>
-      </w:r>
-      <w:proofErr w:type="spellEnd"/>
-      <w:r>
-        <w:rPr>
-          <w:rFonts w:ascii="Courier New" w:eastAsia="Courier New" w:hAnsi="Courier New" w:cs="Courier New"/>
-          <w:sz w:val="18"/>
-          <w:szCs w:val="18"/>
-        </w:rPr>
-        <w:t xml:space="preserve">, </w:t>
-      </w:r>
-      <w:proofErr w:type="spellStart"/>
-      <w:r>
-        <w:rPr>
-          <w:rFonts w:ascii="Courier New" w:eastAsia="Courier New" w:hAnsi="Courier New" w:cs="Courier New"/>
-          <w:sz w:val="18"/>
-          <w:szCs w:val="18"/>
-        </w:rPr>
-        <w:t>value</w:t>
-      </w:r>
-      <w:proofErr w:type="spellEnd"/>
-      <w:r>
-        <w:rPr>
-          <w:rFonts w:ascii="Courier New" w:eastAsia="Courier New" w:hAnsi="Courier New" w:cs="Courier New"/>
-          <w:sz w:val="18"/>
-          <w:szCs w:val="18"/>
-        </w:rPr>
-        <w:t xml:space="preserve">, </w:t>
-      </w:r>
-      <w:proofErr w:type="spellStart"/>
-      <w:r>
-        <w:rPr>
-          <w:rFonts w:ascii="Courier New" w:eastAsia="Courier New" w:hAnsi="Courier New" w:cs="Courier New"/>
-          <w:sz w:val="18"/>
-          <w:szCs w:val="18"/>
-        </w:rPr>
-        <w:t>unit</w:t>
-      </w:r>
-      <w:proofErr w:type="spellEnd"/>
-      <w:r>
-        <w:rPr>
-          <w:rFonts w:ascii="Courier New" w:eastAsia="Courier New" w:hAnsi="Courier New" w:cs="Courier New"/>
-          <w:sz w:val="18"/>
-          <w:szCs w:val="18"/>
-        </w:rPr>
-        <w:t xml:space="preserve">, </w:t>
-      </w:r>
-      <w:proofErr w:type="spellStart"/>
-      <w:r>
-        <w:rPr>
-          <w:rFonts w:ascii="Courier New" w:eastAsia="Courier New" w:hAnsi="Courier New" w:cs="Courier New"/>
-          <w:sz w:val="18"/>
-          <w:szCs w:val="18"/>
-        </w:rPr>
-        <w:t>timestamp</w:t>
-      </w:r>
-      <w:proofErr w:type="spellEnd"/>
-      <w:r>
-        <w:rPr>
-          <w:rFonts w:ascii="Courier New" w:eastAsia="Courier New" w:hAnsi="Courier New" w:cs="Courier New"/>
-          <w:sz w:val="18"/>
-          <w:szCs w:val="18"/>
-        </w:rPr>
-        <w:t xml:space="preserve">, </w:t>
-      </w:r>
-      <w:proofErr w:type="spellStart"/>
-      <w:r>
-        <w:rPr>
-          <w:rFonts w:ascii="Courier New" w:eastAsia="Courier New" w:hAnsi="Courier New" w:cs="Courier New"/>
-          <w:sz w:val="18"/>
-          <w:szCs w:val="18"/>
-        </w:rPr>
-        <w:t>isValid</w:t>
-      </w:r>
-      <w:proofErr w:type="spellEnd"/>
-      <w:r>
-        <w:rPr>
-          <w:rFonts w:ascii="Courier New" w:eastAsia="Courier New" w:hAnsi="Courier New" w:cs="Courier New"/>
-          <w:sz w:val="18"/>
-          <w:szCs w:val="18"/>
-        </w:rPr>
-        <w:t>, zone }</w:t>
-      </w:r>
-    </w:p>
-    <w:p>
-      <w:pPr>
-        <w:spacing w:after="20"/>
-      </w:pPr>
-      <w:proofErr w:type="spellStart"/>
-      <w:r>
-        <w:rPr>
-          <w:b/>
-          <w:bCs/>
-          <w:sz w:val="18"/>
-          <w:szCs w:val="18"/>
-        </w:rPr>
-        <w:t>AnalysisService</w:t>
-      </w:r>
-      <w:proofErr w:type="spellEnd"/>
-      <w:r>
-        <w:rPr>
-          <w:b/>
-          <w:bCs/>
-          <w:sz w:val="18"/>
-          <w:szCs w:val="18"/>
-        </w:rPr>
-        <w:t xml:space="preserve"> (</w:t>
-      </w:r>
-      <w:proofErr w:type="spellStart"/>
-      <w:r>
-        <w:rPr>
-          <w:b/>
-          <w:bCs/>
-          <w:sz w:val="18"/>
-          <w:szCs w:val="18"/>
-        </w:rPr>
-        <w:t>analysis.proto</w:t>
-      </w:r>
-      <w:proofErr w:type="spellEnd"/>
-      <w:r>
-        <w:rPr>
-          <w:b/>
-          <w:bCs/>
-          <w:sz w:val="18"/>
-          <w:szCs w:val="18"/>
-        </w:rPr>
-        <w:t>, porta 50052):</w:t>
-      </w:r>
-    </w:p>
-    <w:p>
-      <w:pPr>
-        <w:spacing w:after="20"/>
-      </w:pPr>
-      <w:r>
-        <w:rPr>
-          <w:rFonts w:ascii="Courier New" w:eastAsia="Courier New" w:hAnsi="Courier New" w:cs="Courier New"/>
-          <w:sz w:val="18"/>
-          <w:szCs w:val="18"/>
-        </w:rPr>
-        <w:t xml:space="preserve">  </w:t>
-      </w:r>
-      <w:proofErr w:type="spellStart"/>
-      <w:r>
-        <w:rPr>
-          <w:rFonts w:ascii="Courier New" w:eastAsia="Courier New" w:hAnsi="Courier New" w:cs="Courier New"/>
-          <w:sz w:val="18"/>
-          <w:szCs w:val="18"/>
-        </w:rPr>
-        <w:t>rpc</w:t>
-      </w:r>
-      <w:proofErr w:type="spellEnd"/>
-      <w:r>
-        <w:rPr>
-          <w:rFonts w:ascii="Courier New" w:eastAsia="Courier New" w:hAnsi="Courier New" w:cs="Courier New"/>
-          <w:sz w:val="18"/>
-          <w:szCs w:val="18"/>
-        </w:rPr>
-        <w:t xml:space="preserve"> </w:t>
-      </w:r>
-      <w:proofErr w:type="spellStart"/>
-      <w:r>
-        <w:rPr>
-          <w:rFonts w:ascii="Courier New" w:eastAsia="Courier New" w:hAnsi="Courier New" w:cs="Courier New"/>
-          <w:sz w:val="18"/>
-          <w:szCs w:val="18"/>
-        </w:rPr>
-        <w:t>Analyze</w:t>
-      </w:r>
-      <w:proofErr w:type="spellEnd"/>
-      <w:r>
-        <w:rPr>
-          <w:rFonts w:ascii="Courier New" w:eastAsia="Courier New" w:hAnsi="Courier New" w:cs="Courier New"/>
-          <w:sz w:val="18"/>
-          <w:szCs w:val="18"/>
-        </w:rPr>
-        <w:t>(</w:t>
-      </w:r>
-      <w:proofErr w:type="spellStart"/>
-      <w:r>
-        <w:rPr>
-          <w:rFonts w:ascii="Courier New" w:eastAsia="Courier New" w:hAnsi="Courier New" w:cs="Courier New"/>
-          <w:sz w:val="18"/>
-          <w:szCs w:val="18"/>
-        </w:rPr>
-        <w:t>AnalysisRequest</w:t>
-      </w:r>
-      <w:proofErr w:type="spellEnd"/>
-      <w:r>
-        <w:rPr>
-          <w:rFonts w:ascii="Courier New" w:eastAsia="Courier New" w:hAnsi="Courier New" w:cs="Courier New"/>
-          <w:sz w:val="18"/>
-          <w:szCs w:val="18"/>
-        </w:rPr>
-        <w:t xml:space="preserve">)   </w:t>
-      </w:r>
-      <w:proofErr w:type="spellStart"/>
-      <w:r>
-        <w:rPr>
-          <w:rFonts w:ascii="Courier New" w:eastAsia="Courier New" w:hAnsi="Courier New" w:cs="Courier New"/>
-          <w:sz w:val="18"/>
-          <w:szCs w:val="18"/>
-        </w:rPr>
-        <w:t>returns</w:t>
-      </w:r>
-      <w:proofErr w:type="spellEnd"/>
-      <w:r>
-        <w:rPr>
-          <w:rFonts w:ascii="Courier New" w:eastAsia="Courier New" w:hAnsi="Courier New" w:cs="Courier New"/>
-          <w:sz w:val="18"/>
-          <w:szCs w:val="18"/>
-        </w:rPr>
-        <w:t xml:space="preserve"> (</w:t>
-      </w:r>
-      <w:proofErr w:type="spellStart"/>
-      <w:r>
-        <w:rPr>
-          <w:rFonts w:ascii="Courier New" w:eastAsia="Courier New" w:hAnsi="Courier New" w:cs="Courier New"/>
-          <w:sz w:val="18"/>
-          <w:szCs w:val="18"/>
-        </w:rPr>
-        <w:t>AnalysisResult</w:t>
-      </w:r>
-      <w:proofErr w:type="spellEnd"/>
-      <w:r>
-        <w:rPr>
-          <w:rFonts w:ascii="Courier New" w:eastAsia="Courier New" w:hAnsi="Courier New" w:cs="Courier New"/>
-          <w:sz w:val="18"/>
-          <w:szCs w:val="18"/>
-        </w:rPr>
-        <w:t>)</w:t>
-      </w:r>
-    </w:p>
-    <w:p>
-      <w:pPr>
-        <w:spacing w:after="20"/>
-      </w:pPr>
-      <w:r>
-        <w:rPr>
-          <w:rFonts w:ascii="Courier New" w:eastAsia="Courier New" w:hAnsi="Courier New" w:cs="Courier New"/>
-          <w:sz w:val="18"/>
-          <w:szCs w:val="18"/>
-        </w:rPr>
-        <w:t xml:space="preserve">  </w:t>
-      </w:r>
-      <w:proofErr w:type="spellStart"/>
-      <w:r>
-        <w:rPr>
-          <w:rFonts w:ascii="Courier New" w:eastAsia="Courier New" w:hAnsi="Courier New" w:cs="Courier New"/>
-          <w:sz w:val="18"/>
-          <w:szCs w:val="18"/>
-        </w:rPr>
-        <w:t>rpc</w:t>
-      </w:r>
-      <w:proofErr w:type="spellEnd"/>
-      <w:r>
-        <w:rPr>
-          <w:rFonts w:ascii="Courier New" w:eastAsia="Courier New" w:hAnsi="Courier New" w:cs="Courier New"/>
-          <w:sz w:val="18"/>
-          <w:szCs w:val="18"/>
-        </w:rPr>
-        <w:t xml:space="preserve"> </w:t>
-      </w:r>
-      <w:proofErr w:type="spellStart"/>
-      <w:r>
-        <w:rPr>
-          <w:rFonts w:ascii="Courier New" w:eastAsia="Courier New" w:hAnsi="Courier New" w:cs="Courier New"/>
-          <w:sz w:val="18"/>
-          <w:szCs w:val="18"/>
-        </w:rPr>
-        <w:t>Predict</w:t>
-      </w:r>
-      <w:proofErr w:type="spellEnd"/>
-      <w:r>
-        <w:rPr>
-          <w:rFonts w:ascii="Courier New" w:eastAsia="Courier New" w:hAnsi="Courier New" w:cs="Courier New"/>
-          <w:sz w:val="18"/>
-          <w:szCs w:val="18"/>
-        </w:rPr>
-        <w:t>(</w:t>
-      </w:r>
-      <w:proofErr w:type="spellStart"/>
-      <w:r>
-        <w:rPr>
-          <w:rFonts w:ascii="Courier New" w:eastAsia="Courier New" w:hAnsi="Courier New" w:cs="Courier New"/>
-          <w:sz w:val="18"/>
-          <w:szCs w:val="18"/>
-        </w:rPr>
-        <w:t>PredictionRequest</w:t>
-      </w:r>
-      <w:proofErr w:type="spellEnd"/>
-      <w:r>
-        <w:rPr>
-          <w:rFonts w:ascii="Courier New" w:eastAsia="Courier New" w:hAnsi="Courier New" w:cs="Courier New"/>
-          <w:sz w:val="18"/>
-          <w:szCs w:val="18"/>
-        </w:rPr>
-        <w:t xml:space="preserve">) </w:t>
-      </w:r>
-      <w:proofErr w:type="spellStart"/>
-      <w:r>
-        <w:rPr>
-          <w:rFonts w:ascii="Courier New" w:eastAsia="Courier New" w:hAnsi="Courier New" w:cs="Courier New"/>
-          <w:sz w:val="18"/>
-          <w:szCs w:val="18"/>
-        </w:rPr>
-        <w:t>returns</w:t>
-      </w:r>
-      <w:proofErr w:type="spellEnd"/>
-      <w:r>
-        <w:rPr>
-          <w:rFonts w:ascii="Courier New" w:eastAsia="Courier New" w:hAnsi="Courier New" w:cs="Courier New"/>
-          <w:sz w:val="18"/>
-          <w:szCs w:val="18"/>
-        </w:rPr>
-        <w:t xml:space="preserve"> (</w:t>
-      </w:r>
-      <w:proofErr w:type="spellStart"/>
-      <w:r>
-        <w:rPr>
-          <w:rFonts w:ascii="Courier New" w:eastAsia="Courier New" w:hAnsi="Courier New" w:cs="Courier New"/>
-          <w:sz w:val="18"/>
-          <w:szCs w:val="18"/>
-        </w:rPr>
-        <w:t>PredictionResult</w:t>
-      </w:r>
-      <w:proofErr w:type="spellEnd"/>
-      <w:r>
-        <w:rPr>
-          <w:rFonts w:ascii="Courier New" w:eastAsia="Courier New" w:hAnsi="Courier New" w:cs="Courier New"/>
-          <w:sz w:val="18"/>
-          <w:szCs w:val="18"/>
-        </w:rPr>
-        <w:t>)</w:t>
-      </w:r>
-    </w:p>
-    <w:p>
-      <w:pPr>
-        <w:spacing w:after="20"/>
-      </w:pPr>
-      <w:r>
-        <w:rPr>
-          <w:rFonts w:ascii="Courier New" w:eastAsia="Courier New" w:hAnsi="Courier New" w:cs="Courier New"/>
-          <w:sz w:val="18"/>
-          <w:szCs w:val="18"/>
-        </w:rPr>
-        <w:t xml:space="preserve">  </w:t>
-      </w:r>
-      <w:proofErr w:type="spellStart"/>
-      <w:r>
-        <w:rPr>
-          <w:rFonts w:ascii="Courier New" w:eastAsia="Courier New" w:hAnsi="Courier New" w:cs="Courier New"/>
-          <w:sz w:val="18"/>
-          <w:szCs w:val="18"/>
-        </w:rPr>
-        <w:t>AnalysisRequest</w:t>
-      </w:r>
-      <w:proofErr w:type="spellEnd"/>
-      <w:r>
-        <w:rPr>
-          <w:rFonts w:ascii="Courier New" w:eastAsia="Courier New" w:hAnsi="Courier New" w:cs="Courier New"/>
-          <w:sz w:val="18"/>
-          <w:szCs w:val="18"/>
-        </w:rPr>
-        <w:t xml:space="preserve">  { </w:t>
-      </w:r>
-      <w:proofErr w:type="spellStart"/>
-      <w:r>
-        <w:rPr>
-          <w:rFonts w:ascii="Courier New" w:eastAsia="Courier New" w:hAnsi="Courier New" w:cs="Courier New"/>
-          <w:sz w:val="18"/>
-          <w:szCs w:val="18"/>
-        </w:rPr>
-        <w:t>type</w:t>
-      </w:r>
-      <w:proofErr w:type="spellEnd"/>
-      <w:r>
-        <w:rPr>
-          <w:rFonts w:ascii="Courier New" w:eastAsia="Courier New" w:hAnsi="Courier New" w:cs="Courier New"/>
-          <w:sz w:val="18"/>
-          <w:szCs w:val="18"/>
-        </w:rPr>
-        <w:t xml:space="preserve">, zone, </w:t>
-      </w:r>
-      <w:proofErr w:type="spellStart"/>
-      <w:r>
-        <w:rPr>
-          <w:rFonts w:ascii="Courier New" w:eastAsia="Courier New" w:hAnsi="Courier New" w:cs="Courier New"/>
-          <w:sz w:val="18"/>
-          <w:szCs w:val="18"/>
-        </w:rPr>
-        <w:t>sensorId</w:t>
-      </w:r>
-      <w:proofErr w:type="spellEnd"/>
-      <w:r>
-        <w:rPr>
-          <w:rFonts w:ascii="Courier New" w:eastAsia="Courier New" w:hAnsi="Courier New" w:cs="Courier New"/>
-          <w:sz w:val="18"/>
-          <w:szCs w:val="18"/>
-        </w:rPr>
-        <w:t xml:space="preserve">, </w:t>
-      </w:r>
-      <w:proofErr w:type="spellStart"/>
-      <w:r>
-        <w:rPr>
-          <w:rFonts w:ascii="Courier New" w:eastAsia="Courier New" w:hAnsi="Courier New" w:cs="Courier New"/>
-          <w:sz w:val="18"/>
-          <w:szCs w:val="18"/>
-        </w:rPr>
-        <w:t>dateFrom</w:t>
-      </w:r>
-      <w:proofErr w:type="spellEnd"/>
-      <w:r>
-        <w:rPr>
-          <w:rFonts w:ascii="Courier New" w:eastAsia="Courier New" w:hAnsi="Courier New" w:cs="Courier New"/>
-          <w:sz w:val="18"/>
-          <w:szCs w:val="18"/>
-        </w:rPr>
-        <w:t xml:space="preserve">, </w:t>
-      </w:r>
-      <w:proofErr w:type="spellStart"/>
-      <w:r>
-        <w:rPr>
-          <w:rFonts w:ascii="Courier New" w:eastAsia="Courier New" w:hAnsi="Courier New" w:cs="Courier New"/>
-          <w:sz w:val="18"/>
-          <w:szCs w:val="18"/>
-        </w:rPr>
-        <w:t>dateTo</w:t>
-      </w:r>
-      <w:proofErr w:type="spellEnd"/>
-      <w:r>
-        <w:rPr>
-          <w:rFonts w:ascii="Courier New" w:eastAsia="Courier New" w:hAnsi="Courier New" w:cs="Courier New"/>
-          <w:sz w:val="18"/>
-          <w:szCs w:val="18"/>
-        </w:rPr>
-        <w:t xml:space="preserve">, </w:t>
-      </w:r>
-      <w:proofErr w:type="spellStart"/>
-      <w:r>
-        <w:rPr>
-          <w:rFonts w:ascii="Courier New" w:eastAsia="Courier New" w:hAnsi="Courier New" w:cs="Courier New"/>
-          <w:sz w:val="18"/>
-          <w:szCs w:val="18"/>
-        </w:rPr>
-        <w:t>repeated</w:t>
-      </w:r>
-      <w:proofErr w:type="spellEnd"/>
-      <w:r>
-        <w:rPr>
-          <w:rFonts w:ascii="Courier New" w:eastAsia="Courier New" w:hAnsi="Courier New" w:cs="Courier New"/>
-          <w:sz w:val="18"/>
-          <w:szCs w:val="18"/>
-        </w:rPr>
-        <w:t xml:space="preserve"> Reading </w:t>
-      </w:r>
-      <w:proofErr w:type="spellStart"/>
-      <w:r>
-        <w:rPr>
-          <w:rFonts w:ascii="Courier New" w:eastAsia="Courier New" w:hAnsi="Courier New" w:cs="Courier New"/>
-          <w:sz w:val="18"/>
-          <w:szCs w:val="18"/>
-        </w:rPr>
-        <w:t>readings</w:t>
-      </w:r>
-      <w:proofErr w:type="spellEnd"/>
-      <w:r>
-        <w:rPr>
-          <w:rFonts w:ascii="Courier New" w:eastAsia="Courier New" w:hAnsi="Courier New" w:cs="Courier New"/>
-          <w:sz w:val="18"/>
-          <w:szCs w:val="18"/>
-        </w:rPr>
-        <w:t xml:space="preserve"> }</w:t>
-      </w:r>
-    </w:p>
-    <w:p>
-      <w:pPr>
-        <w:spacing w:after="20"/>
-      </w:pPr>
-      <w:r>
-        <w:rPr>
-          <w:rFonts w:ascii="Courier New" w:eastAsia="Courier New" w:hAnsi="Courier New" w:cs="Courier New"/>
-          <w:sz w:val="18"/>
-          <w:szCs w:val="18"/>
-        </w:rPr>
-        <w:t xml:space="preserve">  </w:t>
-      </w:r>
-      <w:proofErr w:type="spellStart"/>
-      <w:r>
-        <w:rPr>
-          <w:rFonts w:ascii="Courier New" w:eastAsia="Courier New" w:hAnsi="Courier New" w:cs="Courier New"/>
-          <w:sz w:val="18"/>
-          <w:szCs w:val="18"/>
-        </w:rPr>
-        <w:t>AnalysisResult</w:t>
-      </w:r>
-      <w:proofErr w:type="spellEnd"/>
-      <w:r>
-        <w:rPr>
-          <w:rFonts w:ascii="Courier New" w:eastAsia="Courier New" w:hAnsi="Courier New" w:cs="Courier New"/>
-          <w:sz w:val="18"/>
-          <w:szCs w:val="18"/>
-        </w:rPr>
-        <w:t xml:space="preserve">   { </w:t>
-      </w:r>
-      <w:proofErr w:type="spellStart"/>
-      <w:r>
-        <w:rPr>
-          <w:rFonts w:ascii="Courier New" w:eastAsia="Courier New" w:hAnsi="Courier New" w:cs="Courier New"/>
-          <w:sz w:val="18"/>
-          <w:szCs w:val="18"/>
-        </w:rPr>
-        <w:t>mean</w:t>
-      </w:r>
-      <w:proofErr w:type="spellEnd"/>
-      <w:r>
-        <w:rPr>
-          <w:rFonts w:ascii="Courier New" w:eastAsia="Courier New" w:hAnsi="Courier New" w:cs="Courier New"/>
-          <w:sz w:val="18"/>
-          <w:szCs w:val="18"/>
-        </w:rPr>
-        <w:t xml:space="preserve">, </w:t>
-      </w:r>
-      <w:proofErr w:type="spellStart"/>
-      <w:r>
-        <w:rPr>
-          <w:rFonts w:ascii="Courier New" w:eastAsia="Courier New" w:hAnsi="Courier New" w:cs="Courier New"/>
-          <w:sz w:val="18"/>
-          <w:szCs w:val="18"/>
-        </w:rPr>
-        <w:t>stdDev</w:t>
-      </w:r>
-      <w:proofErr w:type="spellEnd"/>
-      <w:r>
-        <w:rPr>
-          <w:rFonts w:ascii="Courier New" w:eastAsia="Courier New" w:hAnsi="Courier New" w:cs="Courier New"/>
-          <w:sz w:val="18"/>
-          <w:szCs w:val="18"/>
-        </w:rPr>
-        <w:t xml:space="preserve">, </w:t>
-      </w:r>
-      <w:proofErr w:type="spellStart"/>
-      <w:r>
-        <w:rPr>
-          <w:rFonts w:ascii="Courier New" w:eastAsia="Courier New" w:hAnsi="Courier New" w:cs="Courier New"/>
-          <w:sz w:val="18"/>
-          <w:szCs w:val="18"/>
-        </w:rPr>
-        <w:t>median</w:t>
-      </w:r>
-      <w:proofErr w:type="spellEnd"/>
-      <w:r>
-        <w:rPr>
-          <w:rFonts w:ascii="Courier New" w:eastAsia="Courier New" w:hAnsi="Courier New" w:cs="Courier New"/>
-          <w:sz w:val="18"/>
-          <w:szCs w:val="18"/>
-        </w:rPr>
-        <w:t xml:space="preserve">, P25/P75/P95, min, </w:t>
-      </w:r>
-      <w:proofErr w:type="spellStart"/>
-      <w:r>
-        <w:rPr>
-          <w:rFonts w:ascii="Courier New" w:eastAsia="Courier New" w:hAnsi="Courier New" w:cs="Courier New"/>
-          <w:sz w:val="18"/>
-          <w:szCs w:val="18"/>
-        </w:rPr>
-        <w:t>max</w:t>
-      </w:r>
-      <w:proofErr w:type="spellEnd"/>
-      <w:r>
-        <w:rPr>
-          <w:rFonts w:ascii="Courier New" w:eastAsia="Courier New" w:hAnsi="Courier New" w:cs="Courier New"/>
-          <w:sz w:val="18"/>
-          <w:szCs w:val="18"/>
-        </w:rPr>
-        <w:t>,</w:t>
-      </w:r>
-    </w:p>
-    <w:p>
-      <w:pPr>
-        <w:spacing w:after="20"/>
-      </w:pPr>
-      <w:r>
-        <w:rPr>
-          <w:rFonts w:ascii="Courier New" w:eastAsia="Courier New" w:hAnsi="Courier New" w:cs="Courier New"/>
-          <w:sz w:val="18"/>
-          <w:szCs w:val="18"/>
-        </w:rPr>
-        <w:t xml:space="preserve">                     </w:t>
-      </w:r>
-      <w:proofErr w:type="spellStart"/>
-      <w:r>
-        <w:rPr>
-          <w:rFonts w:ascii="Courier New" w:eastAsia="Courier New" w:hAnsi="Courier New" w:cs="Courier New"/>
-          <w:sz w:val="18"/>
-          <w:szCs w:val="18"/>
-        </w:rPr>
-        <w:t>outliersCount</w:t>
-      </w:r>
-      <w:proofErr w:type="spellEnd"/>
-      <w:r>
-        <w:rPr>
-          <w:rFonts w:ascii="Courier New" w:eastAsia="Courier New" w:hAnsi="Courier New" w:cs="Courier New"/>
-          <w:sz w:val="18"/>
-          <w:szCs w:val="18"/>
-        </w:rPr>
-        <w:t xml:space="preserve">, </w:t>
-      </w:r>
-      <w:proofErr w:type="spellStart"/>
-      <w:r>
-        <w:rPr>
-          <w:rFonts w:ascii="Courier New" w:eastAsia="Courier New" w:hAnsi="Courier New" w:cs="Courier New"/>
-          <w:sz w:val="18"/>
-          <w:szCs w:val="18"/>
-        </w:rPr>
-        <w:t>trendSlope</w:t>
-      </w:r>
-      <w:proofErr w:type="spellEnd"/>
-      <w:r>
-        <w:rPr>
-          <w:rFonts w:ascii="Courier New" w:eastAsia="Courier New" w:hAnsi="Courier New" w:cs="Courier New"/>
-          <w:sz w:val="18"/>
-          <w:szCs w:val="18"/>
-        </w:rPr>
-        <w:t xml:space="preserve">, </w:t>
-      </w:r>
-      <w:proofErr w:type="spellStart"/>
-      <w:r>
-        <w:rPr>
-          <w:rFonts w:ascii="Courier New" w:eastAsia="Courier New" w:hAnsi="Courier New" w:cs="Courier New"/>
-          <w:sz w:val="18"/>
-          <w:szCs w:val="18"/>
-        </w:rPr>
-        <w:t>trend</w:t>
-      </w:r>
-      <w:proofErr w:type="spellEnd"/>
-      <w:r>
-        <w:rPr>
-          <w:rFonts w:ascii="Courier New" w:eastAsia="Courier New" w:hAnsi="Courier New" w:cs="Courier New"/>
-          <w:sz w:val="18"/>
-          <w:szCs w:val="18"/>
-        </w:rPr>
-        <w:t xml:space="preserve">, </w:t>
-      </w:r>
-      <w:proofErr w:type="spellStart"/>
-      <w:r>
-        <w:rPr>
-          <w:rFonts w:ascii="Courier New" w:eastAsia="Courier New" w:hAnsi="Courier New" w:cs="Courier New"/>
-          <w:sz w:val="18"/>
-          <w:szCs w:val="18"/>
-        </w:rPr>
-        <w:t>movingAverageLast</w:t>
-      </w:r>
-      <w:proofErr w:type="spellEnd"/>
-      <w:r>
-        <w:rPr>
-          <w:rFonts w:ascii="Courier New" w:eastAsia="Courier New" w:hAnsi="Courier New" w:cs="Courier New"/>
-          <w:sz w:val="18"/>
-          <w:szCs w:val="18"/>
-        </w:rPr>
-        <w:t>,</w:t>
-      </w:r>
-    </w:p>
-    <w:p>
-      <w:pPr>
-        <w:spacing w:after="20"/>
-      </w:pPr>
-      <w:r>
-        <w:rPr>
-          <w:rFonts w:ascii="Courier New" w:eastAsia="Courier New" w:hAnsi="Courier New" w:cs="Courier New"/>
-          <w:sz w:val="18"/>
-          <w:szCs w:val="18"/>
-        </w:rPr>
-        <w:t xml:space="preserve">                     </w:t>
-      </w:r>
-      <w:proofErr w:type="spellStart"/>
-      <w:r>
-        <w:rPr>
-          <w:rFonts w:ascii="Courier New" w:eastAsia="Courier New" w:hAnsi="Courier New" w:cs="Courier New"/>
-          <w:sz w:val="18"/>
-          <w:szCs w:val="18"/>
-        </w:rPr>
-        <w:t>alertLevel</w:t>
-      </w:r>
-      <w:proofErr w:type="spellEnd"/>
-      <w:r>
-        <w:rPr>
-          <w:rFonts w:ascii="Courier New" w:eastAsia="Courier New" w:hAnsi="Courier New" w:cs="Courier New"/>
-          <w:sz w:val="18"/>
-          <w:szCs w:val="18"/>
-        </w:rPr>
-        <w:t xml:space="preserve">, </w:t>
-      </w:r>
-      <w:proofErr w:type="spellStart"/>
-      <w:r>
-        <w:rPr>
-          <w:rFonts w:ascii="Courier New" w:eastAsia="Courier New" w:hAnsi="Courier New" w:cs="Courier New"/>
-          <w:sz w:val="18"/>
-          <w:szCs w:val="18"/>
-        </w:rPr>
-        <w:t>sampleCount</w:t>
-      </w:r>
-      <w:proofErr w:type="spellEnd"/>
-      <w:r>
-        <w:rPr>
-          <w:rFonts w:ascii="Courier New" w:eastAsia="Courier New" w:hAnsi="Courier New" w:cs="Courier New"/>
-          <w:sz w:val="18"/>
-          <w:szCs w:val="18"/>
-        </w:rPr>
-        <w:t xml:space="preserve">, </w:t>
-      </w:r>
-      <w:proofErr w:type="spellStart"/>
-      <w:r>
-        <w:rPr>
-          <w:rFonts w:ascii="Courier New" w:eastAsia="Courier New" w:hAnsi="Courier New" w:cs="Courier New"/>
-          <w:sz w:val="18"/>
-          <w:szCs w:val="18"/>
-        </w:rPr>
-        <w:t>resultSummary</w:t>
-      </w:r>
-      <w:proofErr w:type="spellEnd"/>
-      <w:r>
-        <w:rPr>
-          <w:rFonts w:ascii="Courier New" w:eastAsia="Courier New" w:hAnsi="Courier New" w:cs="Courier New"/>
-          <w:sz w:val="18"/>
-          <w:szCs w:val="18"/>
-        </w:rPr>
-        <w:t xml:space="preserve">, </w:t>
-      </w:r>
-      <w:proofErr w:type="spellStart"/>
-      <w:r>
-        <w:rPr>
-          <w:rFonts w:ascii="Courier New" w:eastAsia="Courier New" w:hAnsi="Courier New" w:cs="Courier New"/>
-          <w:sz w:val="18"/>
-          <w:szCs w:val="18"/>
-        </w:rPr>
-        <w:t>timestamp</w:t>
-      </w:r>
-      <w:proofErr w:type="spellEnd"/>
-      <w:r>
-        <w:rPr>
-          <w:rFonts w:ascii="Courier New" w:eastAsia="Courier New" w:hAnsi="Courier New" w:cs="Courier New"/>
-          <w:sz w:val="18"/>
-          <w:szCs w:val="18"/>
-        </w:rPr>
-        <w:t xml:space="preserve"> }</w:t>
-      </w:r>
-    </w:p>
-    <w:p>
-      <w:pPr>
-        <w:spacing w:after="20"/>
-      </w:pPr>
-      <w:r>
-        <w:rPr>
-          <w:rFonts w:ascii="Courier New" w:eastAsia="Courier New" w:hAnsi="Courier New" w:cs="Courier New"/>
-          <w:sz w:val="18"/>
-          <w:szCs w:val="18"/>
-        </w:rPr>
-        <w:t xml:space="preserve">  </w:t>
-      </w:r>
-      <w:proofErr w:type="spellStart"/>
-      <w:r>
-        <w:rPr>
-          <w:rFonts w:ascii="Courier New" w:eastAsia="Courier New" w:hAnsi="Courier New" w:cs="Courier New"/>
-          <w:sz w:val="18"/>
-          <w:szCs w:val="18"/>
-        </w:rPr>
-        <w:t>PredictionResult</w:t>
-      </w:r>
-      <w:proofErr w:type="spellEnd"/>
-      <w:r>
-        <w:rPr>
-          <w:rFonts w:ascii="Courier New" w:eastAsia="Courier New" w:hAnsi="Courier New" w:cs="Courier New"/>
-          <w:sz w:val="18"/>
-          <w:szCs w:val="18"/>
-        </w:rPr>
-        <w:t xml:space="preserve"> { </w:t>
-      </w:r>
-      <w:proofErr w:type="spellStart"/>
-      <w:r>
-        <w:rPr>
-          <w:rFonts w:ascii="Courier New" w:eastAsia="Courier New" w:hAnsi="Courier New" w:cs="Courier New"/>
-          <w:sz w:val="18"/>
-          <w:szCs w:val="18"/>
-        </w:rPr>
-        <w:t>forecast</w:t>
-      </w:r>
-      <w:proofErr w:type="spellEnd"/>
-      <w:r>
-        <w:rPr>
-          <w:rFonts w:ascii="Courier New" w:eastAsia="Courier New" w:hAnsi="Courier New" w:cs="Courier New"/>
-          <w:sz w:val="18"/>
-          <w:szCs w:val="18"/>
-        </w:rPr>
-        <w:t xml:space="preserve">[], </w:t>
-      </w:r>
-      <w:proofErr w:type="spellStart"/>
-      <w:r>
-        <w:rPr>
-          <w:rFonts w:ascii="Courier New" w:eastAsia="Courier New" w:hAnsi="Courier New" w:cs="Courier New"/>
-          <w:sz w:val="18"/>
-          <w:szCs w:val="18"/>
-        </w:rPr>
-        <w:t>strategyUsed</w:t>
-      </w:r>
-      <w:proofErr w:type="spellEnd"/>
-      <w:r>
-        <w:rPr>
-          <w:rFonts w:ascii="Courier New" w:eastAsia="Courier New" w:hAnsi="Courier New" w:cs="Courier New"/>
-          <w:sz w:val="18"/>
-          <w:szCs w:val="18"/>
-        </w:rPr>
-        <w:t xml:space="preserve">, </w:t>
-      </w:r>
-      <w:proofErr w:type="spellStart"/>
-      <w:r>
-        <w:rPr>
-          <w:rFonts w:ascii="Courier New" w:eastAsia="Courier New" w:hAnsi="Courier New" w:cs="Courier New"/>
-          <w:sz w:val="18"/>
-          <w:szCs w:val="18"/>
-        </w:rPr>
-        <w:t>predictionSummary</w:t>
-      </w:r>
-      <w:proofErr w:type="spellEnd"/>
-      <w:r>
-        <w:rPr>
-          <w:rFonts w:ascii="Courier New" w:eastAsia="Courier New" w:hAnsi="Courier New" w:cs="Courier New"/>
-          <w:sz w:val="18"/>
-          <w:szCs w:val="18"/>
-        </w:rPr>
-        <w:t xml:space="preserve">, </w:t>
-      </w:r>
-      <w:proofErr w:type="spellStart"/>
-      <w:r>
-        <w:rPr>
-          <w:rFonts w:ascii="Courier New" w:eastAsia="Courier New" w:hAnsi="Courier New" w:cs="Courier New"/>
-          <w:sz w:val="18"/>
-          <w:szCs w:val="18"/>
-        </w:rPr>
-        <w:t>timestamp</w:t>
-      </w:r>
-      <w:proofErr w:type="spellEnd"/>
-      <w:r>
-        <w:rPr>
-          <w:rFonts w:ascii="Courier New" w:eastAsia="Courier New" w:hAnsi="Courier New" w:cs="Courier New"/>
-          <w:sz w:val="18"/>
-          <w:szCs w:val="18"/>
-        </w:rPr>
-        <w:t xml:space="preserve"> }</w:t>
-      </w:r>
-    </w:p>
-    <w:p>
-      <w:pPr>
-        <w:pStyle w:val="Ttulo1"/>
-      </w:pPr>
-      <w:r>
         <w:t xml:space="preserve">Anexo C -- </w:t>
       </w:r>
       <w:proofErr w:type="spellStart"/>
@@ -8421,6 +8814,7 @@
     <w:p>
       <w:pPr>
         <w:spacing w:before="60" w:after="60"/>
+        <w:ind w:left="708" w:hanging="708"/>
         <w:jc w:val="both"/>
       </w:pPr>
       <w:proofErr w:type="spellStart"/>
@@ -8448,27 +8842,13 @@
         </w:r>
       </w:hyperlink>
       <w:r>
-        <w:t xml:space="preserve">, </w:t>
-      </w:r>
-      <w:proofErr w:type="spellStart"/>
-      <w:r>
-        <w:t>branch</w:t>
-      </w:r>
-      <w:proofErr w:type="spellEnd"/>
+        <w:t>,</w:t>
+      </w:r>
       <w:r>
         <w:t xml:space="preserve"> </w:t>
       </w:r>
       <w:r>
-        <w:rPr>
-          <w:rFonts w:ascii="Courier New" w:eastAsia="Courier New" w:hAnsi="Courier New" w:cs="Courier New"/>
-          <w:color w:val="B44040"/>
-          <w:sz w:val="18"/>
-          <w:szCs w:val="18"/>
-        </w:rPr>
-        <w:t>pedro-trb2</w:t>
-      </w:r>
-      <w:r>
-        <w:t>. Estrutura principal:</w:t>
+        <w:t>Estrutura principal:</w:t>
       </w:r>
     </w:p>
     <w:p>
@@ -8553,25 +8933,7 @@
           <w:sz w:val="18"/>
           <w:szCs w:val="18"/>
         </w:rPr>
-        <w:t xml:space="preserve"> </w:t>
-      </w:r>
-      <w:proofErr w:type="spellStart"/>
-      <w:r>
-        <w:rPr>
-          <w:rFonts w:ascii="Courier New" w:eastAsia="Courier New" w:hAnsi="Courier New" w:cs="Courier New"/>
-          <w:sz w:val="18"/>
-          <w:szCs w:val="18"/>
-        </w:rPr>
-        <w:t>client</w:t>
-      </w:r>
-      <w:proofErr w:type="spellEnd"/>
-      <w:r>
-        <w:rPr>
-          <w:rFonts w:ascii="Courier New" w:eastAsia="Courier New" w:hAnsi="Courier New" w:cs="Courier New"/>
-          <w:sz w:val="18"/>
-          <w:szCs w:val="18"/>
-        </w:rPr>
-        <w:t>)</w:t>
+        <w:t xml:space="preserve"> client)</w:t>
       </w:r>
     </w:p>
     <w:p>
@@ -8669,25 +9031,7 @@
           <w:sz w:val="18"/>
           <w:szCs w:val="18"/>
         </w:rPr>
-        <w:t xml:space="preserve"> </w:t>
-      </w:r>
-      <w:proofErr w:type="spellStart"/>
-      <w:r>
-        <w:rPr>
-          <w:rFonts w:ascii="Courier New" w:eastAsia="Courier New" w:hAnsi="Courier New" w:cs="Courier New"/>
-          <w:sz w:val="18"/>
-          <w:szCs w:val="18"/>
-        </w:rPr>
-        <w:t>Service</w:t>
-      </w:r>
-      <w:proofErr w:type="spellEnd"/>
-      <w:r>
-        <w:rPr>
-          <w:rFonts w:ascii="Courier New" w:eastAsia="Courier New" w:hAnsi="Courier New" w:cs="Courier New"/>
-          <w:sz w:val="18"/>
-          <w:szCs w:val="18"/>
-        </w:rPr>
-        <w:t>)</w:t>
+        <w:t xml:space="preserve"> Service)</w:t>
       </w:r>
     </w:p>
     <w:p>
@@ -9159,6 +9503,7 @@
         <w:t xml:space="preserve">  proto/             -- </w:t>
       </w:r>
       <w:proofErr w:type="spellStart"/>
+      <w:proofErr w:type="gramStart"/>
       <w:r>
         <w:rPr>
           <w:rFonts w:ascii="Courier New" w:eastAsia="Courier New" w:hAnsi="Courier New" w:cs="Courier New"/>
@@ -9168,6 +9513,7 @@
         <w:t>preprocessing.proto</w:t>
       </w:r>
       <w:proofErr w:type="spellEnd"/>
+      <w:proofErr w:type="gramEnd"/>
       <w:r>
         <w:rPr>
           <w:rFonts w:ascii="Courier New" w:eastAsia="Courier New" w:hAnsi="Courier New" w:cs="Courier New"/>
@@ -9177,6 +9523,7 @@
         <w:t xml:space="preserve">, </w:t>
       </w:r>
       <w:proofErr w:type="spellStart"/>
+      <w:proofErr w:type="gramStart"/>
       <w:r>
         <w:rPr>
           <w:rFonts w:ascii="Courier New" w:eastAsia="Courier New" w:hAnsi="Courier New" w:cs="Courier New"/>
@@ -9186,6 +9533,7 @@
         <w:t>analysis.proto</w:t>
       </w:r>
       <w:proofErr w:type="spellEnd"/>
+      <w:proofErr w:type="gramEnd"/>
       <w:r>
         <w:rPr>
           <w:rFonts w:ascii="Courier New" w:eastAsia="Courier New" w:hAnsi="Courier New" w:cs="Courier New"/>
@@ -9394,8 +9742,12 @@
       </w:r>
     </w:p>
     <w:sectPr>
-      <w:headerReference w:type="default" r:id="rId9"/>
-      <w:footerReference w:type="default" r:id="rId10"/>
+      <w:headerReference w:type="even" r:id="rId9"/>
+      <w:headerReference w:type="default" r:id="rId10"/>
+      <w:footerReference w:type="even" r:id="rId11"/>
+      <w:footerReference w:type="default" r:id="rId12"/>
+      <w:headerReference w:type="first" r:id="rId13"/>
+      <w:footerReference w:type="first" r:id="rId14"/>
       <w:pgSz w:w="11906" w:h="16838"/>
       <w:pgMar w:top="1134" w:right="1134" w:bottom="1134" w:left="1134" w:header="708" w:footer="708" w:gutter="0"/>
       <w:cols w:space="720"/>
@@ -9425,6 +9777,16 @@
 </file>
 
 <file path=word/footer1.xml><?xml version="1.0" encoding="utf-8"?>
+<w:ftr xmlns:wpc="http://schemas.microsoft.com/office/word/2010/wordprocessingCanvas" xmlns:cx="http://schemas.microsoft.com/office/drawing/2014/chartex" xmlns:cx1="http://schemas.microsoft.com/office/drawing/2015/9/8/chartex" xmlns:cx2="http://schemas.microsoft.com/office/drawing/2015/10/21/chartex" xmlns:cx3="http://schemas.microsoft.com/office/drawing/2016/5/9/chartex" xmlns:cx4="http://schemas.microsoft.com/office/drawing/2016/5/10/chartex" xmlns:cx5="http://schemas.microsoft.com/office/drawing/2016/5/11/chartex" xmlns:cx6="http://schemas.microsoft.com/office/drawing/2016/5/12/chartex" xmlns:cx7="http://schemas.microsoft.com/office/drawing/2016/5/13/chartex" xmlns:cx8="http://schemas.microsoft.com/office/drawing/2016/5/14/chartex" xmlns:mc="http://schemas.openxmlformats.org/markup-compatibility/2006" xmlns:aink="http://schemas.microsoft.com/office/drawing/2016/ink" xmlns:am3d="http://schemas.microsoft.com/office/drawing/2017/model3d" xmlns:o="urn:schemas-microsoft-com:office:office" xmlns:oel="http://schemas.microsoft.com/office/2019/extlst" xmlns:r="http://schemas.openxmlformats.org/officeDocument/2006/relationships" xmlns:m="http://schemas.openxmlformats.org/officeDocument/2006/math" xmlns:v="urn:schemas-microsoft-com:vml" xmlns:wp14="http://schemas.microsoft.com/office/word/2010/wordprocessingDrawing" xmlns:wp="http://schemas.openxmlformats.org/drawingml/2006/wordprocessingDrawing" xmlns:w10="urn:schemas-microsoft-com:office:word" xmlns:w="http://schemas.openxmlformats.org/wordprocessingml/2006/main" xmlns:w14="http://schemas.microsoft.com/office/word/2010/wordml" xmlns:w15="http://schemas.microsoft.com/office/word/2012/wordml" xmlns:w16cex="http://schemas.microsoft.com/office/word/2018/wordml/cex" xmlns:w16cid="http://schemas.microsoft.com/office/word/2016/wordml/cid" xmlns:w16="http://schemas.microsoft.com/office/word/2018/wordml" xmlns:w16du="http://schemas.microsoft.com/office/word/2023/wordml/word16du" xmlns:w16sdtdh="http://schemas.microsoft.com/office/word/2020/wordml/sdtdatahash" xmlns:w16sdtfl="http://schemas.microsoft.com/office/word/2024/wordml/sdtformatlock" xmlns:w16se="http://schemas.microsoft.com/office/word/2015/wordml/symex" xmlns:wpg="http://schemas.microsoft.com/office/word/2010/wordprocessingGroup" xmlns:wpi="http://schemas.microsoft.com/office/word/2010/wordprocessingInk" xmlns:wne="http://schemas.microsoft.com/office/word/2006/wordml" xmlns:wps="http://schemas.microsoft.com/office/word/2010/wordprocessingShape" mc:Ignorable="w14 w15 w16se w16cid w16 w16cex w16sdtdh w16sdtfl w16du wp14">
+  <w:p>
+    <w:pPr>
+      <w:pStyle w:val="Rodap"/>
+    </w:pPr>
+  </w:p>
+</w:ftr>
+</file>
+
+<file path=word/footer2.xml><?xml version="1.0" encoding="utf-8"?>
 <w:ftr xmlns:wpc="http://schemas.microsoft.com/office/word/2010/wordprocessingCanvas" xmlns:cx="http://schemas.microsoft.com/office/drawing/2014/chartex" xmlns:cx1="http://schemas.microsoft.com/office/drawing/2015/9/8/chartex" xmlns:cx2="http://schemas.microsoft.com/office/drawing/2015/10/21/chartex" xmlns:cx3="http://schemas.microsoft.com/office/drawing/2016/5/9/chartex" xmlns:cx4="http://schemas.microsoft.com/office/drawing/2016/5/10/chartex" xmlns:cx5="http://schemas.microsoft.com/office/drawing/2016/5/11/chartex" xmlns:cx6="http://schemas.microsoft.com/office/drawing/2016/5/12/chartex" xmlns:cx7="http://schemas.microsoft.com/office/drawing/2016/5/13/chartex" xmlns:cx8="http://schemas.microsoft.com/office/drawing/2016/5/14/chartex" xmlns:mc="http://schemas.openxmlformats.org/markup-compatibility/2006" xmlns:aink="http://schemas.microsoft.com/office/drawing/2016/ink" xmlns:am3d="http://schemas.microsoft.com/office/drawing/2017/model3d" xmlns:o="urn:schemas-microsoft-com:office:office" xmlns:oel="http://schemas.microsoft.com/office/2019/extlst" xmlns:r="http://schemas.openxmlformats.org/officeDocument/2006/relationships" xmlns:m="http://schemas.openxmlformats.org/officeDocument/2006/math" xmlns:v="urn:schemas-microsoft-com:vml" xmlns:wp14="http://schemas.microsoft.com/office/word/2010/wordprocessingDrawing" xmlns:wp="http://schemas.openxmlformats.org/drawingml/2006/wordprocessingDrawing" xmlns:w10="urn:schemas-microsoft-com:office:word" xmlns:w="http://schemas.openxmlformats.org/wordprocessingml/2006/main" xmlns:w14="http://schemas.microsoft.com/office/word/2010/wordml" xmlns:w15="http://schemas.microsoft.com/office/word/2012/wordml" xmlns:w16cex="http://schemas.microsoft.com/office/word/2018/wordml/cex" xmlns:w16cid="http://schemas.microsoft.com/office/word/2016/wordml/cid" xmlns:w16="http://schemas.microsoft.com/office/word/2018/wordml" xmlns:w16du="http://schemas.microsoft.com/office/word/2023/wordml/word16du" xmlns:w16sdtdh="http://schemas.microsoft.com/office/word/2020/wordml/sdtdatahash" xmlns:w16sdtfl="http://schemas.microsoft.com/office/word/2024/wordml/sdtformatlock" xmlns:w16se="http://schemas.microsoft.com/office/word/2015/wordml/symex" xmlns:wpg="http://schemas.microsoft.com/office/word/2010/wordprocessingGroup" xmlns:wpi="http://schemas.microsoft.com/office/word/2010/wordprocessingInk" xmlns:wne="http://schemas.microsoft.com/office/word/2006/wordml" xmlns:wps="http://schemas.microsoft.com/office/word/2010/wordprocessingShape" mc:Ignorable="w14 w15 w16se w16cid w16 w16cex w16sdtdh w16sdtfl w16du wp14">
   <w:p>
     <w:pPr>
@@ -9450,7 +9812,24 @@
         <w:szCs w:val="16"/>
       </w:rPr>
       <w:tab/>
-      <w:t xml:space="preserve">Pagina </w:t>
+    </w:r>
+    <w:proofErr w:type="gramStart"/>
+    <w:r>
+      <w:rPr>
+        <w:color w:val="555555"/>
+        <w:sz w:val="16"/>
+        <w:szCs w:val="16"/>
+      </w:rPr>
+      <w:t>Pagina</w:t>
+    </w:r>
+    <w:proofErr w:type="gramEnd"/>
+    <w:r>
+      <w:rPr>
+        <w:color w:val="555555"/>
+        <w:sz w:val="16"/>
+        <w:szCs w:val="16"/>
+      </w:rPr>
+      <w:t xml:space="preserve"> </w:t>
     </w:r>
     <w:r>
       <w:rPr>
@@ -9546,6 +9925,16 @@
 </w:ftr>
 </file>
 
+<file path=word/footer3.xml><?xml version="1.0" encoding="utf-8"?>
+<w:ftr xmlns:wpc="http://schemas.microsoft.com/office/word/2010/wordprocessingCanvas" xmlns:cx="http://schemas.microsoft.com/office/drawing/2014/chartex" xmlns:cx1="http://schemas.microsoft.com/office/drawing/2015/9/8/chartex" xmlns:cx2="http://schemas.microsoft.com/office/drawing/2015/10/21/chartex" xmlns:cx3="http://schemas.microsoft.com/office/drawing/2016/5/9/chartex" xmlns:cx4="http://schemas.microsoft.com/office/drawing/2016/5/10/chartex" xmlns:cx5="http://schemas.microsoft.com/office/drawing/2016/5/11/chartex" xmlns:cx6="http://schemas.microsoft.com/office/drawing/2016/5/12/chartex" xmlns:cx7="http://schemas.microsoft.com/office/drawing/2016/5/13/chartex" xmlns:cx8="http://schemas.microsoft.com/office/drawing/2016/5/14/chartex" xmlns:mc="http://schemas.openxmlformats.org/markup-compatibility/2006" xmlns:aink="http://schemas.microsoft.com/office/drawing/2016/ink" xmlns:am3d="http://schemas.microsoft.com/office/drawing/2017/model3d" xmlns:o="urn:schemas-microsoft-com:office:office" xmlns:oel="http://schemas.microsoft.com/office/2019/extlst" xmlns:r="http://schemas.openxmlformats.org/officeDocument/2006/relationships" xmlns:m="http://schemas.openxmlformats.org/officeDocument/2006/math" xmlns:v="urn:schemas-microsoft-com:vml" xmlns:wp14="http://schemas.microsoft.com/office/word/2010/wordprocessingDrawing" xmlns:wp="http://schemas.openxmlformats.org/drawingml/2006/wordprocessingDrawing" xmlns:w10="urn:schemas-microsoft-com:office:word" xmlns:w="http://schemas.openxmlformats.org/wordprocessingml/2006/main" xmlns:w14="http://schemas.microsoft.com/office/word/2010/wordml" xmlns:w15="http://schemas.microsoft.com/office/word/2012/wordml" xmlns:w16cex="http://schemas.microsoft.com/office/word/2018/wordml/cex" xmlns:w16cid="http://schemas.microsoft.com/office/word/2016/wordml/cid" xmlns:w16="http://schemas.microsoft.com/office/word/2018/wordml" xmlns:w16du="http://schemas.microsoft.com/office/word/2023/wordml/word16du" xmlns:w16sdtdh="http://schemas.microsoft.com/office/word/2020/wordml/sdtdatahash" xmlns:w16sdtfl="http://schemas.microsoft.com/office/word/2024/wordml/sdtformatlock" xmlns:w16se="http://schemas.microsoft.com/office/word/2015/wordml/symex" xmlns:wpg="http://schemas.microsoft.com/office/word/2010/wordprocessingGroup" xmlns:wpi="http://schemas.microsoft.com/office/word/2010/wordprocessingInk" xmlns:wne="http://schemas.microsoft.com/office/word/2006/wordml" xmlns:wps="http://schemas.microsoft.com/office/word/2010/wordprocessingShape" mc:Ignorable="w14 w15 w16se w16cid w16 w16cex w16sdtdh w16sdtfl w16du wp14">
+  <w:p>
+    <w:pPr>
+      <w:pStyle w:val="Rodap"/>
+    </w:pPr>
+  </w:p>
+</w:ftr>
+</file>
+
 <file path=word/footnotes.xml><?xml version="1.0" encoding="utf-8"?>
 <w:footnotes xmlns:wpc="http://schemas.microsoft.com/office/word/2010/wordprocessingCanvas" xmlns:cx="http://schemas.microsoft.com/office/drawing/2014/chartex" xmlns:cx1="http://schemas.microsoft.com/office/drawing/2015/9/8/chartex" xmlns:cx2="http://schemas.microsoft.com/office/drawing/2015/10/21/chartex" xmlns:cx3="http://schemas.microsoft.com/office/drawing/2016/5/9/chartex" xmlns:cx4="http://schemas.microsoft.com/office/drawing/2016/5/10/chartex" xmlns:cx5="http://schemas.microsoft.com/office/drawing/2016/5/11/chartex" xmlns:cx6="http://schemas.microsoft.com/office/drawing/2016/5/12/chartex" xmlns:cx7="http://schemas.microsoft.com/office/drawing/2016/5/13/chartex" xmlns:cx8="http://schemas.microsoft.com/office/drawing/2016/5/14/chartex" xmlns:mc="http://schemas.openxmlformats.org/markup-compatibility/2006" xmlns:aink="http://schemas.microsoft.com/office/drawing/2016/ink" xmlns:am3d="http://schemas.microsoft.com/office/drawing/2017/model3d" xmlns:o="urn:schemas-microsoft-com:office:office" xmlns:oel="http://schemas.microsoft.com/office/2019/extlst" xmlns:r="http://schemas.openxmlformats.org/officeDocument/2006/relationships" xmlns:m="http://schemas.openxmlformats.org/officeDocument/2006/math" xmlns:v="urn:schemas-microsoft-com:vml" xmlns:wp14="http://schemas.microsoft.com/office/word/2010/wordprocessingDrawing" xmlns:wp="http://schemas.openxmlformats.org/drawingml/2006/wordprocessingDrawing" xmlns:w10="urn:schemas-microsoft-com:office:word" xmlns:w="http://schemas.openxmlformats.org/wordprocessingml/2006/main" xmlns:w14="http://schemas.microsoft.com/office/word/2010/wordml" xmlns:w15="http://schemas.microsoft.com/office/word/2012/wordml" xmlns:w16cex="http://schemas.microsoft.com/office/word/2018/wordml/cex" xmlns:w16cid="http://schemas.microsoft.com/office/word/2016/wordml/cid" xmlns:w16="http://schemas.microsoft.com/office/word/2018/wordml" xmlns:w16du="http://schemas.microsoft.com/office/word/2023/wordml/word16du" xmlns:w16sdtdh="http://schemas.microsoft.com/office/word/2020/wordml/sdtdatahash" xmlns:w16sdtfl="http://schemas.microsoft.com/office/word/2024/wordml/sdtformatlock" xmlns:w16se="http://schemas.microsoft.com/office/word/2015/wordml/symex" xmlns:wpg="http://schemas.microsoft.com/office/word/2010/wordprocessingGroup" xmlns:wpi="http://schemas.microsoft.com/office/word/2010/wordprocessingInk" xmlns:wne="http://schemas.microsoft.com/office/word/2006/wordml" xmlns:wps="http://schemas.microsoft.com/office/word/2010/wordprocessingShape" mc:Ignorable="w14 w15 w16se w16cid w16 w16cex w16sdtdh w16sdtfl w16du wp14">
   <w:footnote w:type="separator" w:id="-1">
@@ -9566,6 +9955,16 @@
 </file>
 
 <file path=word/header1.xml><?xml version="1.0" encoding="utf-8"?>
+<w:hdr xmlns:wpc="http://schemas.microsoft.com/office/word/2010/wordprocessingCanvas" xmlns:cx="http://schemas.microsoft.com/office/drawing/2014/chartex" xmlns:cx1="http://schemas.microsoft.com/office/drawing/2015/9/8/chartex" xmlns:cx2="http://schemas.microsoft.com/office/drawing/2015/10/21/chartex" xmlns:cx3="http://schemas.microsoft.com/office/drawing/2016/5/9/chartex" xmlns:cx4="http://schemas.microsoft.com/office/drawing/2016/5/10/chartex" xmlns:cx5="http://schemas.microsoft.com/office/drawing/2016/5/11/chartex" xmlns:cx6="http://schemas.microsoft.com/office/drawing/2016/5/12/chartex" xmlns:cx7="http://schemas.microsoft.com/office/drawing/2016/5/13/chartex" xmlns:cx8="http://schemas.microsoft.com/office/drawing/2016/5/14/chartex" xmlns:mc="http://schemas.openxmlformats.org/markup-compatibility/2006" xmlns:aink="http://schemas.microsoft.com/office/drawing/2016/ink" xmlns:am3d="http://schemas.microsoft.com/office/drawing/2017/model3d" xmlns:o="urn:schemas-microsoft-com:office:office" xmlns:oel="http://schemas.microsoft.com/office/2019/extlst" xmlns:r="http://schemas.openxmlformats.org/officeDocument/2006/relationships" xmlns:m="http://schemas.openxmlformats.org/officeDocument/2006/math" xmlns:v="urn:schemas-microsoft-com:vml" xmlns:wp14="http://schemas.microsoft.com/office/word/2010/wordprocessingDrawing" xmlns:wp="http://schemas.openxmlformats.org/drawingml/2006/wordprocessingDrawing" xmlns:w10="urn:schemas-microsoft-com:office:word" xmlns:w="http://schemas.openxmlformats.org/wordprocessingml/2006/main" xmlns:w14="http://schemas.microsoft.com/office/word/2010/wordml" xmlns:w15="http://schemas.microsoft.com/office/word/2012/wordml" xmlns:w16cex="http://schemas.microsoft.com/office/word/2018/wordml/cex" xmlns:w16cid="http://schemas.microsoft.com/office/word/2016/wordml/cid" xmlns:w16="http://schemas.microsoft.com/office/word/2018/wordml" xmlns:w16du="http://schemas.microsoft.com/office/word/2023/wordml/word16du" xmlns:w16sdtdh="http://schemas.microsoft.com/office/word/2020/wordml/sdtdatahash" xmlns:w16sdtfl="http://schemas.microsoft.com/office/word/2024/wordml/sdtformatlock" xmlns:w16se="http://schemas.microsoft.com/office/word/2015/wordml/symex" xmlns:wpg="http://schemas.microsoft.com/office/word/2010/wordprocessingGroup" xmlns:wpi="http://schemas.microsoft.com/office/word/2010/wordprocessingInk" xmlns:wne="http://schemas.microsoft.com/office/word/2006/wordml" xmlns:wps="http://schemas.microsoft.com/office/word/2010/wordprocessingShape" mc:Ignorable="w14 w15 w16se w16cid w16 w16cex w16sdtdh w16sdtfl w16du wp14">
+  <w:p>
+    <w:pPr>
+      <w:pStyle w:val="Cabealho"/>
+    </w:pPr>
+  </w:p>
+</w:hdr>
+</file>
+
+<file path=word/header2.xml><?xml version="1.0" encoding="utf-8"?>
 <w:hdr xmlns:wpc="http://schemas.microsoft.com/office/word/2010/wordprocessingCanvas" xmlns:cx="http://schemas.microsoft.com/office/drawing/2014/chartex" xmlns:cx1="http://schemas.microsoft.com/office/drawing/2015/9/8/chartex" xmlns:cx2="http://schemas.microsoft.com/office/drawing/2015/10/21/chartex" xmlns:cx3="http://schemas.microsoft.com/office/drawing/2016/5/9/chartex" xmlns:cx4="http://schemas.microsoft.com/office/drawing/2016/5/10/chartex" xmlns:cx5="http://schemas.microsoft.com/office/drawing/2016/5/11/chartex" xmlns:cx6="http://schemas.microsoft.com/office/drawing/2016/5/12/chartex" xmlns:cx7="http://schemas.microsoft.com/office/drawing/2016/5/13/chartex" xmlns:cx8="http://schemas.microsoft.com/office/drawing/2016/5/14/chartex" xmlns:mc="http://schemas.openxmlformats.org/markup-compatibility/2006" xmlns:aink="http://schemas.microsoft.com/office/drawing/2016/ink" xmlns:am3d="http://schemas.microsoft.com/office/drawing/2017/model3d" xmlns:o="urn:schemas-microsoft-com:office:office" xmlns:oel="http://schemas.microsoft.com/office/2019/extlst" xmlns:r="http://schemas.openxmlformats.org/officeDocument/2006/relationships" xmlns:m="http://schemas.openxmlformats.org/officeDocument/2006/math" xmlns:v="urn:schemas-microsoft-com:vml" xmlns:wp14="http://schemas.microsoft.com/office/word/2010/wordprocessingDrawing" xmlns:wp="http://schemas.openxmlformats.org/drawingml/2006/wordprocessingDrawing" xmlns:w10="urn:schemas-microsoft-com:office:word" xmlns:w="http://schemas.openxmlformats.org/wordprocessingml/2006/main" xmlns:w14="http://schemas.microsoft.com/office/word/2010/wordml" xmlns:w15="http://schemas.microsoft.com/office/word/2012/wordml" xmlns:w16cex="http://schemas.microsoft.com/office/word/2018/wordml/cex" xmlns:w16cid="http://schemas.microsoft.com/office/word/2016/wordml/cid" xmlns:w16="http://schemas.microsoft.com/office/word/2018/wordml" xmlns:w16du="http://schemas.microsoft.com/office/word/2023/wordml/word16du" xmlns:w16sdtdh="http://schemas.microsoft.com/office/word/2020/wordml/sdtdatahash" xmlns:w16sdtfl="http://schemas.microsoft.com/office/word/2024/wordml/sdtformatlock" xmlns:w16se="http://schemas.microsoft.com/office/word/2015/wordml/symex" xmlns:wpg="http://schemas.microsoft.com/office/word/2010/wordprocessingGroup" xmlns:wpi="http://schemas.microsoft.com/office/word/2010/wordprocessingInk" xmlns:wne="http://schemas.microsoft.com/office/word/2006/wordml" xmlns:wps="http://schemas.microsoft.com/office/word/2010/wordprocessingShape" mc:Ignorable="w14 w15 w16se w16cid w16 w16cex w16sdtdh w16sdtfl w16du wp14">
   <w:p>
     <w:pPr>
@@ -9675,6 +10074,16 @@
       <w:t>Monitoring</w:t>
     </w:r>
     <w:proofErr w:type="spellEnd"/>
+  </w:p>
+</w:hdr>
+</file>
+
+<file path=word/header3.xml><?xml version="1.0" encoding="utf-8"?>
+<w:hdr xmlns:wpc="http://schemas.microsoft.com/office/word/2010/wordprocessingCanvas" xmlns:cx="http://schemas.microsoft.com/office/drawing/2014/chartex" xmlns:cx1="http://schemas.microsoft.com/office/drawing/2015/9/8/chartex" xmlns:cx2="http://schemas.microsoft.com/office/drawing/2015/10/21/chartex" xmlns:cx3="http://schemas.microsoft.com/office/drawing/2016/5/9/chartex" xmlns:cx4="http://schemas.microsoft.com/office/drawing/2016/5/10/chartex" xmlns:cx5="http://schemas.microsoft.com/office/drawing/2016/5/11/chartex" xmlns:cx6="http://schemas.microsoft.com/office/drawing/2016/5/12/chartex" xmlns:cx7="http://schemas.microsoft.com/office/drawing/2016/5/13/chartex" xmlns:cx8="http://schemas.microsoft.com/office/drawing/2016/5/14/chartex" xmlns:mc="http://schemas.openxmlformats.org/markup-compatibility/2006" xmlns:aink="http://schemas.microsoft.com/office/drawing/2016/ink" xmlns:am3d="http://schemas.microsoft.com/office/drawing/2017/model3d" xmlns:o="urn:schemas-microsoft-com:office:office" xmlns:oel="http://schemas.microsoft.com/office/2019/extlst" xmlns:r="http://schemas.openxmlformats.org/officeDocument/2006/relationships" xmlns:m="http://schemas.openxmlformats.org/officeDocument/2006/math" xmlns:v="urn:schemas-microsoft-com:vml" xmlns:wp14="http://schemas.microsoft.com/office/word/2010/wordprocessingDrawing" xmlns:wp="http://schemas.openxmlformats.org/drawingml/2006/wordprocessingDrawing" xmlns:w10="urn:schemas-microsoft-com:office:word" xmlns:w="http://schemas.openxmlformats.org/wordprocessingml/2006/main" xmlns:w14="http://schemas.microsoft.com/office/word/2010/wordml" xmlns:w15="http://schemas.microsoft.com/office/word/2012/wordml" xmlns:w16cex="http://schemas.microsoft.com/office/word/2018/wordml/cex" xmlns:w16cid="http://schemas.microsoft.com/office/word/2016/wordml/cid" xmlns:w16="http://schemas.microsoft.com/office/word/2018/wordml" xmlns:w16du="http://schemas.microsoft.com/office/word/2023/wordml/word16du" xmlns:w16sdtdh="http://schemas.microsoft.com/office/word/2020/wordml/sdtdatahash" xmlns:w16sdtfl="http://schemas.microsoft.com/office/word/2024/wordml/sdtformatlock" xmlns:w16se="http://schemas.microsoft.com/office/word/2015/wordml/symex" xmlns:wpg="http://schemas.microsoft.com/office/word/2010/wordprocessingGroup" xmlns:wpi="http://schemas.microsoft.com/office/word/2010/wordprocessingInk" xmlns:wne="http://schemas.microsoft.com/office/word/2006/wordml" xmlns:wps="http://schemas.microsoft.com/office/word/2010/wordprocessingShape" mc:Ignorable="w14 w15 w16se w16cid w16 w16cex w16sdtdh w16sdtfl w16du wp14">
+  <w:p>
+    <w:pPr>
+      <w:pStyle w:val="Cabealho"/>
+    </w:pPr>
   </w:p>
 </w:hdr>
 </file>
@@ -10429,6 +10838,48 @@
       <w:szCs w:val="20"/>
     </w:rPr>
   </w:style>
+  <w:style w:type="paragraph" w:styleId="Cabealho">
+    <w:name w:val="header"/>
+    <w:basedOn w:val="Normal"/>
+    <w:link w:val="CabealhoCarter"/>
+    <w:uiPriority w:val="99"/>
+    <w:unhideWhenUsed/>
+    <w:rsid w:val="00A447DA"/>
+    <w:pPr>
+      <w:tabs>
+        <w:tab w:val="center" w:pos="4252"/>
+        <w:tab w:val="right" w:pos="8504"/>
+      </w:tabs>
+    </w:pPr>
+  </w:style>
+  <w:style w:type="character" w:customStyle="1" w:styleId="CabealhoCarter">
+    <w:name w:val="Cabeçalho Caráter"/>
+    <w:basedOn w:val="Tipodeletrapredefinidodopargrafo"/>
+    <w:link w:val="Cabealho"/>
+    <w:uiPriority w:val="99"/>
+    <w:rsid w:val="00A447DA"/>
+  </w:style>
+  <w:style w:type="paragraph" w:styleId="Rodap">
+    <w:name w:val="footer"/>
+    <w:basedOn w:val="Normal"/>
+    <w:link w:val="RodapCarter"/>
+    <w:uiPriority w:val="99"/>
+    <w:unhideWhenUsed/>
+    <w:rsid w:val="00A447DA"/>
+    <w:pPr>
+      <w:tabs>
+        <w:tab w:val="center" w:pos="4252"/>
+        <w:tab w:val="right" w:pos="8504"/>
+      </w:tabs>
+    </w:pPr>
+  </w:style>
+  <w:style w:type="character" w:customStyle="1" w:styleId="RodapCarter">
+    <w:name w:val="Rodapé Caráter"/>
+    <w:basedOn w:val="Tipodeletrapredefinidodopargrafo"/>
+    <w:link w:val="Rodap"/>
+    <w:uiPriority w:val="99"/>
+    <w:rsid w:val="00A447DA"/>
+  </w:style>
 </w:styles>
 </file>
 
